--- a/Day_10/Snowflake_Artifacts_Architect_Guide.docx
+++ b/Day_10/Snowflake_Artifacts_Architect_Guide.docx
@@ -404,12 +404,6 @@
         <w:gridCol w:w="3360"/>
       </w:tblGrid>
       <w:tr>
-        <w:tblPrEx>
-          <w:tblCellMar>
-            <w:top w:w="0" w:type="dxa"/>
-            <w:bottom w:w="0" w:type="dxa"/>
-          </w:tblCellMar>
-        </w:tblPrEx>
         <w:trPr>
           <w:tblHeader/>
         </w:trPr>
@@ -499,12 +493,6 @@
         </w:tc>
       </w:tr>
       <w:tr>
-        <w:tblPrEx>
-          <w:tblCellMar>
-            <w:top w:w="0" w:type="dxa"/>
-            <w:bottom w:w="0" w:type="dxa"/>
-          </w:tblCellMar>
-        </w:tblPrEx>
         <w:tc>
           <w:tcPr>
             <w:tcW w:w="2200" w:type="dxa"/>
@@ -588,12 +576,6 @@
         </w:tc>
       </w:tr>
       <w:tr>
-        <w:tblPrEx>
-          <w:tblCellMar>
-            <w:top w:w="0" w:type="dxa"/>
-            <w:bottom w:w="0" w:type="dxa"/>
-          </w:tblCellMar>
-        </w:tblPrEx>
         <w:tc>
           <w:tcPr>
             <w:tcW w:w="2200" w:type="dxa"/>
@@ -677,12 +659,6 @@
         </w:tc>
       </w:tr>
       <w:tr>
-        <w:tblPrEx>
-          <w:tblCellMar>
-            <w:top w:w="0" w:type="dxa"/>
-            <w:bottom w:w="0" w:type="dxa"/>
-          </w:tblCellMar>
-        </w:tblPrEx>
         <w:tc>
           <w:tcPr>
             <w:tcW w:w="2200" w:type="dxa"/>
@@ -766,12 +742,6 @@
         </w:tc>
       </w:tr>
       <w:tr>
-        <w:tblPrEx>
-          <w:tblCellMar>
-            <w:top w:w="0" w:type="dxa"/>
-            <w:bottom w:w="0" w:type="dxa"/>
-          </w:tblCellMar>
-        </w:tblPrEx>
         <w:tc>
           <w:tcPr>
             <w:tcW w:w="2200" w:type="dxa"/>
@@ -855,12 +825,6 @@
         </w:tc>
       </w:tr>
       <w:tr>
-        <w:tblPrEx>
-          <w:tblCellMar>
-            <w:top w:w="0" w:type="dxa"/>
-            <w:bottom w:w="0" w:type="dxa"/>
-          </w:tblCellMar>
-        </w:tblPrEx>
         <w:tc>
           <w:tcPr>
             <w:tcW w:w="2200" w:type="dxa"/>
@@ -944,12 +908,6 @@
         </w:tc>
       </w:tr>
       <w:tr>
-        <w:tblPrEx>
-          <w:tblCellMar>
-            <w:top w:w="0" w:type="dxa"/>
-            <w:bottom w:w="0" w:type="dxa"/>
-          </w:tblCellMar>
-        </w:tblPrEx>
         <w:tc>
           <w:tcPr>
             <w:tcW w:w="2200" w:type="dxa"/>
@@ -1080,11 +1038,322 @@
         <w:spacing w:before="80" w:after="100"/>
       </w:pPr>
       <w:r>
+        <w:t>I</w:t>
+      </w:r>
+      <w:r>
+        <w:t>t is</w:t>
+      </w:r>
+      <w:r>
+        <w:t xml:space="preserve"> basically</w:t>
+      </w:r>
+      <w:r>
+        <w:t xml:space="preserve"> a persistent representation of a chart or table generated by Snowflake Intelligence. It preserves the underlying SQL query, visualization settings, and a data snapshot so the insight can be revisited, refreshed with live data, and shared with colleagues — all without regenerating the analysis from scratch.</w:t>
+      </w:r>
+    </w:p>
+    <w:p>
+      <w:pPr>
+        <w:pStyle w:val="Heading2"/>
+      </w:pPr>
+      <w:r>
+        <w:t>2.1 Artifact</w:t>
+      </w:r>
+    </w:p>
+    <w:p>
+      <w:pPr>
+        <w:spacing w:before="40" w:after="40"/>
+      </w:pPr>
+    </w:p>
+    <w:tbl>
+      <w:tblPr>
+        <w:tblW w:w="9360" w:type="dxa"/>
+        <w:tblBorders>
+          <w:top w:val="single" w:sz="4" w:space="0" w:color="auto"/>
+          <w:left w:val="single" w:sz="4" w:space="0" w:color="auto"/>
+          <w:bottom w:val="single" w:sz="4" w:space="0" w:color="auto"/>
+          <w:right w:val="single" w:sz="4" w:space="0" w:color="auto"/>
+          <w:insideH w:val="single" w:sz="4" w:space="0" w:color="auto"/>
+          <w:insideV w:val="single" w:sz="4" w:space="0" w:color="auto"/>
+        </w:tblBorders>
+        <w:tblCellMar>
+          <w:left w:w="10" w:type="dxa"/>
+          <w:right w:w="10" w:type="dxa"/>
+        </w:tblCellMar>
+        <w:tblLook w:val="04A0" w:firstRow="1" w:lastRow="0" w:firstColumn="1" w:lastColumn="0" w:noHBand="0" w:noVBand="1"/>
+      </w:tblPr>
+      <w:tblGrid>
+        <w:gridCol w:w="9360"/>
+      </w:tblGrid>
+      <w:tr>
+        <w:tc>
+          <w:tcPr>
+            <w:tcW w:w="9360" w:type="dxa"/>
+            <w:tcBorders>
+              <w:top w:val="single" w:sz="1" w:space="0" w:color="CCCCCC"/>
+              <w:left w:val="single" w:sz="1" w:space="0" w:color="CCCCCC"/>
+              <w:bottom w:val="single" w:sz="1" w:space="0" w:color="CCCCCC"/>
+              <w:right w:val="single" w:sz="1" w:space="0" w:color="CCCCCC"/>
+            </w:tcBorders>
+            <w:shd w:val="clear" w:color="auto" w:fill="2E75B6"/>
+            <w:tcMar>
+              <w:top w:w="100" w:type="dxa"/>
+              <w:left w:w="160" w:type="dxa"/>
+              <w:bottom w:w="100" w:type="dxa"/>
+              <w:right w:w="160" w:type="dxa"/>
+            </w:tcMar>
+          </w:tcPr>
+          <w:p>
+            <w:r>
+              <w:rPr>
+                <w:b/>
+                <w:bCs/>
+                <w:color w:val="FFFFFF"/>
+              </w:rPr>
+              <w:t>Core Definition</w:t>
+            </w:r>
+          </w:p>
+        </w:tc>
+      </w:tr>
+      <w:tr>
+        <w:tc>
+          <w:tcPr>
+            <w:tcW w:w="9360" w:type="dxa"/>
+            <w:tcBorders>
+              <w:top w:val="single" w:sz="1" w:space="0" w:color="CCCCCC"/>
+              <w:left w:val="single" w:sz="1" w:space="0" w:color="CCCCCC"/>
+              <w:bottom w:val="single" w:sz="1" w:space="0" w:color="CCCCCC"/>
+              <w:right w:val="single" w:sz="1" w:space="0" w:color="CCCCCC"/>
+            </w:tcBorders>
+            <w:shd w:val="clear" w:color="auto" w:fill="EAF3FB"/>
+            <w:tcMar>
+              <w:top w:w="80" w:type="dxa"/>
+              <w:left w:w="160" w:type="dxa"/>
+              <w:bottom w:w="80" w:type="dxa"/>
+              <w:right w:w="160" w:type="dxa"/>
+            </w:tcMar>
+          </w:tcPr>
+          <w:p>
+            <w:r>
+              <w:t>An Artifact = Persistent Query + Visualization Settings + Data Snapshot</w:t>
+            </w:r>
+          </w:p>
+        </w:tc>
+      </w:tr>
+      <w:tr>
+        <w:tc>
+          <w:tcPr>
+            <w:tcW w:w="9360" w:type="dxa"/>
+            <w:tcBorders>
+              <w:top w:val="single" w:sz="1" w:space="0" w:color="CCCCCC"/>
+              <w:left w:val="single" w:sz="1" w:space="0" w:color="CCCCCC"/>
+              <w:bottom w:val="single" w:sz="1" w:space="0" w:color="CCCCCC"/>
+              <w:right w:val="single" w:sz="1" w:space="0" w:color="CCCCCC"/>
+            </w:tcBorders>
+            <w:shd w:val="clear" w:color="auto" w:fill="EAF3FB"/>
+            <w:tcMar>
+              <w:top w:w="80" w:type="dxa"/>
+              <w:left w:w="160" w:type="dxa"/>
+              <w:bottom w:w="80" w:type="dxa"/>
+              <w:right w:w="160" w:type="dxa"/>
+            </w:tcMar>
+          </w:tcPr>
+          <w:p>
+            <w:r>
+              <w:t>It is NOT a static screenshot. It is a live, refreshable business output.</w:t>
+            </w:r>
+          </w:p>
+        </w:tc>
+      </w:tr>
+      <w:tr>
+        <w:tc>
+          <w:tcPr>
+            <w:tcW w:w="9360" w:type="dxa"/>
+            <w:tcBorders>
+              <w:top w:val="single" w:sz="1" w:space="0" w:color="CCCCCC"/>
+              <w:left w:val="single" w:sz="1" w:space="0" w:color="CCCCCC"/>
+              <w:bottom w:val="single" w:sz="1" w:space="0" w:color="CCCCCC"/>
+              <w:right w:val="single" w:sz="1" w:space="0" w:color="CCCCCC"/>
+            </w:tcBorders>
+            <w:shd w:val="clear" w:color="auto" w:fill="EAF3FB"/>
+            <w:tcMar>
+              <w:top w:w="80" w:type="dxa"/>
+              <w:left w:w="160" w:type="dxa"/>
+              <w:bottom w:w="80" w:type="dxa"/>
+              <w:right w:w="160" w:type="dxa"/>
+            </w:tcMar>
+          </w:tcPr>
+          <w:p>
+            <w:r>
+              <w:t>It is NOT just a dashboard tile. It retains full conversational context.</w:t>
+            </w:r>
+          </w:p>
+        </w:tc>
+      </w:tr>
+      <w:tr>
+        <w:tc>
+          <w:tcPr>
+            <w:tcW w:w="9360" w:type="dxa"/>
+            <w:tcBorders>
+              <w:top w:val="single" w:sz="1" w:space="0" w:color="CCCCCC"/>
+              <w:left w:val="single" w:sz="1" w:space="0" w:color="CCCCCC"/>
+              <w:bottom w:val="single" w:sz="1" w:space="0" w:color="CCCCCC"/>
+              <w:right w:val="single" w:sz="1" w:space="0" w:color="CCCCCC"/>
+            </w:tcBorders>
+            <w:shd w:val="clear" w:color="auto" w:fill="EAF3FB"/>
+            <w:tcMar>
+              <w:top w:w="80" w:type="dxa"/>
+              <w:left w:w="160" w:type="dxa"/>
+              <w:bottom w:w="80" w:type="dxa"/>
+              <w:right w:w="160" w:type="dxa"/>
+            </w:tcMar>
+          </w:tcPr>
+          <w:p>
+            <w:r>
+              <w:t>It IS governed by Snowflake RBAC — every user sees only their authorized data.</w:t>
+            </w:r>
+          </w:p>
+        </w:tc>
+      </w:tr>
+    </w:tbl>
+    <w:p>
+      <w:pPr>
+        <w:spacing w:before="40" w:after="40"/>
+      </w:pPr>
+      <w:r>
+        <w:t xml:space="preserve"> </w:t>
+      </w:r>
+    </w:p>
+    <w:p>
+      <w:pPr>
+        <w:pStyle w:val="Heading2"/>
+      </w:pPr>
+      <w:r>
+        <w:t>2.2 What You Can Do with Artifacts</w:t>
+      </w:r>
+    </w:p>
+    <w:p>
+      <w:pPr>
+        <w:pStyle w:val="ListParagraph"/>
+        <w:numPr>
+          <w:ilvl w:val="0"/>
+          <w:numId w:val="2"/>
+        </w:numPr>
+        <w:spacing w:before="60" w:after="60"/>
+      </w:pPr>
+      <w:r>
+        <w:rPr>
+          <w:b/>
+          <w:bCs/>
+        </w:rPr>
+        <w:t>Save</w:t>
+      </w:r>
+      <w:r>
+        <w:t xml:space="preserve"> a chart or table from any Snowflake Intelligence conversation to your Artifacts Hub.</w:t>
+      </w:r>
+    </w:p>
+    <w:p>
+      <w:pPr>
+        <w:pStyle w:val="ListParagraph"/>
+        <w:numPr>
+          <w:ilvl w:val="0"/>
+          <w:numId w:val="2"/>
+        </w:numPr>
+        <w:spacing w:before="60" w:after="60"/>
+      </w:pPr>
+      <w:r>
+        <w:rPr>
+          <w:b/>
+          <w:bCs/>
+        </w:rPr>
+        <w:t>Share</w:t>
+      </w:r>
+      <w:r>
+        <w:t xml:space="preserve"> with colleagues via a secure link — recipients see data through their own credentials (RBAC enforced).</w:t>
+      </w:r>
+    </w:p>
+    <w:p>
+      <w:pPr>
+        <w:pStyle w:val="ListParagraph"/>
+        <w:numPr>
+          <w:ilvl w:val="0"/>
+          <w:numId w:val="2"/>
+        </w:numPr>
+        <w:spacing w:before="60" w:after="60"/>
+      </w:pPr>
+      <w:r>
+        <w:rPr>
+          <w:b/>
+          <w:bCs/>
+        </w:rPr>
+        <w:t>Refresh</w:t>
+      </w:r>
+      <w:r>
+        <w:t xml:space="preserve"> at any time to reload the latest data by re-running the original SQL query.</w:t>
+      </w:r>
+    </w:p>
+    <w:p>
+      <w:pPr>
+        <w:pStyle w:val="ListParagraph"/>
+        <w:numPr>
+          <w:ilvl w:val="0"/>
+          <w:numId w:val="2"/>
+        </w:numPr>
+        <w:spacing w:before="60" w:after="60"/>
+      </w:pPr>
+      <w:r>
+        <w:rPr>
+          <w:b/>
+          <w:bCs/>
+        </w:rPr>
+        <w:t>Ask follow-up questions</w:t>
+      </w:r>
+      <w:r>
+        <w:t xml:space="preserve"> on a saved artifact — each follow-up starts a new conversation thread preserving context.</w:t>
+      </w:r>
+    </w:p>
+    <w:p>
+      <w:pPr>
+        <w:pStyle w:val="ListParagraph"/>
+        <w:numPr>
+          <w:ilvl w:val="0"/>
+          <w:numId w:val="2"/>
+        </w:numPr>
+        <w:spacing w:before="60" w:after="60"/>
+      </w:pPr>
+      <w:r>
+        <w:rPr>
+          <w:b/>
+          <w:bCs/>
+        </w:rPr>
+        <w:t>Revisit</w:t>
+      </w:r>
+      <w:r>
+        <w:t xml:space="preserve"> and explore saved artifacts from the centralized Artifacts Hub.</w:t>
+      </w:r>
+    </w:p>
+    <w:p>
+      <w:pPr>
+        <w:pStyle w:val="ListParagraph"/>
+        <w:spacing w:before="60" w:after="60"/>
+        <w:ind w:left="720"/>
+        <w:rPr>
+          <w:b/>
+          <w:bCs/>
+        </w:rPr>
+      </w:pPr>
+    </w:p>
+    <w:p>
+      <w:pPr>
+        <w:pStyle w:val="ListParagraph"/>
+        <w:spacing w:before="60" w:after="60"/>
+        <w:ind w:left="720"/>
+      </w:pPr>
+      <w:r>
         <w:rPr>
           <w:noProof/>
         </w:rPr>
+        <w:lastRenderedPageBreak/>
         <w:drawing>
-          <wp:inline distT="0" distB="0" distL="0" distR="0" wp14:anchorId="3DF63513" wp14:editId="295EF10C">
+          <wp:inline distT="0" distB="0" distL="0" distR="0" wp14:anchorId="3872064A" wp14:editId="09680F5D">
             <wp:extent cx="5798820" cy="4421601"/>
             <wp:effectExtent l="0" t="0" r="0" b="0"/>
             <wp:docPr id="182763211" name="Picture 1"/>
@@ -1131,17 +1400,147 @@
         <w:spacing w:before="40" w:after="40"/>
       </w:pPr>
       <w:r>
-        <w:lastRenderedPageBreak/>
         <w:t xml:space="preserve"> </w:t>
       </w:r>
+    </w:p>
+    <w:p>
+      <w:pPr>
+        <w:pStyle w:val="Heading2"/>
+      </w:pPr>
+      <w:r>
+        <w:t>2.3 Interactive Tables and Charts</w:t>
+      </w:r>
+    </w:p>
+    <w:p>
+      <w:pPr>
+        <w:spacing w:before="80" w:after="100"/>
+      </w:pPr>
+      <w:r>
+        <w:t>When Snowflake Intelligence answers a question, it may return a chart, a table, or both. These are fully interactive:</w:t>
+      </w:r>
+    </w:p>
+    <w:p>
+      <w:pPr>
+        <w:pStyle w:val="ListParagraph"/>
+        <w:numPr>
+          <w:ilvl w:val="0"/>
+          <w:numId w:val="2"/>
+        </w:numPr>
+        <w:spacing w:before="60" w:after="60"/>
+      </w:pPr>
+      <w:r>
+        <w:t>Sort and filter columns in tables without writing new queries.</w:t>
+      </w:r>
+    </w:p>
+    <w:p>
+      <w:pPr>
+        <w:pStyle w:val="ListParagraph"/>
+        <w:numPr>
+          <w:ilvl w:val="0"/>
+          <w:numId w:val="2"/>
+        </w:numPr>
+        <w:spacing w:before="60" w:after="60"/>
+      </w:pPr>
+      <w:r>
+        <w:t>Search within table results.</w:t>
+      </w:r>
+    </w:p>
+    <w:p>
+      <w:pPr>
+        <w:pStyle w:val="ListParagraph"/>
+        <w:numPr>
+          <w:ilvl w:val="0"/>
+          <w:numId w:val="2"/>
+        </w:numPr>
+        <w:spacing w:before="60" w:after="60"/>
+      </w:pPr>
+      <w:r>
+        <w:t>Resize columns and panels.</w:t>
+      </w:r>
+    </w:p>
+    <w:p>
+      <w:pPr>
+        <w:pStyle w:val="ListParagraph"/>
+        <w:numPr>
+          <w:ilvl w:val="0"/>
+          <w:numId w:val="2"/>
+        </w:numPr>
+        <w:spacing w:before="60" w:after="60"/>
+      </w:pPr>
+      <w:r>
+        <w:t>In Explorer Mode, charts and tables are synced — interacting with one updates the other.</w:t>
+      </w:r>
+    </w:p>
+    <w:p>
+      <w:pPr>
+        <w:pStyle w:val="ListParagraph"/>
+        <w:numPr>
+          <w:ilvl w:val="0"/>
+          <w:numId w:val="2"/>
+        </w:numPr>
+        <w:spacing w:before="60" w:after="60"/>
+      </w:pPr>
+      <w:r>
+        <w:t>Time windows default to rolling periods (e.g., last 30 days). Use explicit dates for fixed periods.</w:t>
+      </w:r>
+    </w:p>
+    <w:p>
+      <w:pPr>
+        <w:spacing w:before="40" w:after="40"/>
+      </w:pPr>
+      <w:r>
+        <w:t xml:space="preserve"> </w:t>
+      </w:r>
+    </w:p>
+    <w:p>
+      <w:pPr>
+        <w:pStyle w:val="Heading2"/>
+      </w:pPr>
+      <w:r>
+        <w:t>2.4 Saving an Artifact — Step by Step</w:t>
+      </w:r>
+    </w:p>
+    <w:p>
+      <w:pPr>
+        <w:pStyle w:val="ListParagraph"/>
+        <w:numPr>
+          <w:ilvl w:val="0"/>
+          <w:numId w:val="3"/>
+        </w:numPr>
+        <w:spacing w:before="60" w:after="60"/>
+      </w:pPr>
+      <w:r>
+        <w:t>Ask a question in Snowflake Intelligence (e.g., "Which clients are most profitable?").</w:t>
+      </w:r>
+    </w:p>
+    <w:p>
+      <w:pPr>
+        <w:pStyle w:val="ListParagraph"/>
+        <w:numPr>
+          <w:ilvl w:val="0"/>
+          <w:numId w:val="3"/>
+        </w:numPr>
+        <w:spacing w:before="60" w:after="60"/>
+      </w:pPr>
+      <w:r>
+        <w:t>Snowflake Intelligence responds with a chart and/or table.</w:t>
+      </w:r>
+    </w:p>
+    <w:p>
+      <w:pPr>
+        <w:pStyle w:val="ListParagraph"/>
+        <w:spacing w:before="60" w:after="60"/>
+        <w:ind w:left="720"/>
+      </w:pPr>
       <w:r>
         <w:rPr>
           <w:noProof/>
         </w:rPr>
+        <w:lastRenderedPageBreak/>
         <w:drawing>
-          <wp:inline distT="0" distB="0" distL="0" distR="0" wp14:anchorId="7A78BFFF" wp14:editId="4F6C4611">
-            <wp:extent cx="6088380" cy="4772855"/>
-            <wp:effectExtent l="0" t="0" r="7620" b="8890"/>
+          <wp:inline distT="0" distB="0" distL="0" distR="0" wp14:anchorId="2482A8A0" wp14:editId="12772FBB">
+            <wp:extent cx="6042660" cy="6195060"/>
+            <wp:effectExtent l="0" t="0" r="0" b="0"/>
             <wp:docPr id="1153732009" name="Picture 2"/>
             <wp:cNvGraphicFramePr>
               <a:graphicFrameLocks xmlns:a="http://schemas.openxmlformats.org/drawingml/2006/main" noChangeAspect="1"/>
@@ -1168,7 +1567,7 @@
                   <pic:spPr>
                     <a:xfrm>
                       <a:off x="0" y="0"/>
-                      <a:ext cx="6094647" cy="4777768"/>
+                      <a:ext cx="6081608" cy="6234990"/>
                     </a:xfrm>
                     <a:prstGeom prst="rect">
                       <a:avLst/>
@@ -1180,15 +1579,50 @@
           </wp:inline>
         </w:drawing>
       </w:r>
+    </w:p>
+    <w:p>
+      <w:pPr>
+        <w:pStyle w:val="ListParagraph"/>
+        <w:spacing w:before="60" w:after="60"/>
+        <w:ind w:left="720"/>
+      </w:pPr>
+    </w:p>
+    <w:p>
+      <w:pPr>
+        <w:pStyle w:val="ListParagraph"/>
+        <w:numPr>
+          <w:ilvl w:val="0"/>
+          <w:numId w:val="3"/>
+        </w:numPr>
+        <w:spacing w:before="60" w:after="60"/>
+      </w:pPr>
+      <w:r>
+        <w:t>Click the Save icon on the top-right of the chart or table tile.</w:t>
+      </w:r>
+    </w:p>
+    <w:p>
+      <w:pPr>
+        <w:pStyle w:val="ListParagraph"/>
+        <w:spacing w:before="60" w:after="60"/>
+        <w:ind w:left="720"/>
+      </w:pPr>
+    </w:p>
+    <w:p>
+      <w:pPr>
+        <w:pStyle w:val="ListParagraph"/>
+        <w:spacing w:before="60" w:after="60"/>
+        <w:ind w:left="720"/>
+      </w:pPr>
       <w:r>
         <w:rPr>
           <w:noProof/>
         </w:rPr>
+        <w:lastRenderedPageBreak/>
         <w:drawing>
-          <wp:inline distT="0" distB="0" distL="0" distR="0" wp14:anchorId="0BAB8435" wp14:editId="7E1D542C">
-            <wp:extent cx="6400800" cy="3519805"/>
-            <wp:effectExtent l="0" t="0" r="0" b="4445"/>
-            <wp:docPr id="2058134255" name="Picture 3"/>
+          <wp:inline distT="0" distB="0" distL="0" distR="0" wp14:anchorId="25C989B4" wp14:editId="2A1D338F">
+            <wp:extent cx="4509135" cy="4137660"/>
+            <wp:effectExtent l="0" t="0" r="5715" b="0"/>
+            <wp:docPr id="901523432" name="Picture 5"/>
             <wp:cNvGraphicFramePr>
               <a:graphicFrameLocks xmlns:a="http://schemas.openxmlformats.org/drawingml/2006/main" noChangeAspect="1"/>
             </wp:cNvGraphicFramePr>
@@ -1196,7 +1630,7 @@
               <a:graphicData uri="http://schemas.openxmlformats.org/drawingml/2006/picture">
                 <pic:pic xmlns:pic="http://schemas.openxmlformats.org/drawingml/2006/picture">
                   <pic:nvPicPr>
-                    <pic:cNvPr id="2058134255" name="Picture 2058134255"/>
+                    <pic:cNvPr id="901523432" name="Picture 901523432"/>
                     <pic:cNvPicPr/>
                   </pic:nvPicPr>
                   <pic:blipFill>
@@ -1214,7 +1648,7 @@
                   <pic:spPr>
                     <a:xfrm>
                       <a:off x="0" y="0"/>
-                      <a:ext cx="6400800" cy="3519805"/>
+                      <a:ext cx="4514766" cy="4142827"/>
                     </a:xfrm>
                     <a:prstGeom prst="rect">
                       <a:avLst/>
@@ -1226,16 +1660,42 @@
           </wp:inline>
         </w:drawing>
       </w:r>
+    </w:p>
+    <w:p>
+      <w:pPr>
+        <w:pStyle w:val="ListParagraph"/>
+        <w:spacing w:before="60" w:after="60"/>
+        <w:ind w:left="720"/>
+      </w:pPr>
+    </w:p>
+    <w:p>
+      <w:pPr>
+        <w:pStyle w:val="ListParagraph"/>
+        <w:numPr>
+          <w:ilvl w:val="0"/>
+          <w:numId w:val="3"/>
+        </w:numPr>
+        <w:spacing w:before="60" w:after="60"/>
+      </w:pPr>
+      <w:r>
+        <w:t>The artifact is saved to your Artifacts Hub under the Saved tab.</w:t>
+      </w:r>
+    </w:p>
+    <w:p>
+      <w:pPr>
+        <w:pStyle w:val="ListParagraph"/>
+        <w:spacing w:before="60" w:after="60"/>
+        <w:ind w:left="720"/>
+      </w:pPr>
       <w:r>
         <w:rPr>
           <w:noProof/>
         </w:rPr>
-        <w:lastRenderedPageBreak/>
         <w:drawing>
-          <wp:inline distT="0" distB="0" distL="0" distR="0" wp14:anchorId="724216F3" wp14:editId="27348CA9">
-            <wp:extent cx="5295220" cy="4884420"/>
-            <wp:effectExtent l="0" t="0" r="1270" b="0"/>
-            <wp:docPr id="1758247373" name="Picture 4"/>
+          <wp:inline distT="0" distB="0" distL="0" distR="0" wp14:anchorId="76E77225" wp14:editId="30797230">
+            <wp:extent cx="5653675" cy="3108960"/>
+            <wp:effectExtent l="0" t="0" r="4445" b="0"/>
+            <wp:docPr id="2058134255" name="Picture 3"/>
             <wp:cNvGraphicFramePr>
               <a:graphicFrameLocks xmlns:a="http://schemas.openxmlformats.org/drawingml/2006/main" noChangeAspect="1"/>
             </wp:cNvGraphicFramePr>
@@ -1243,7 +1703,7 @@
               <a:graphicData uri="http://schemas.openxmlformats.org/drawingml/2006/picture">
                 <pic:pic xmlns:pic="http://schemas.openxmlformats.org/drawingml/2006/picture">
                   <pic:nvPicPr>
-                    <pic:cNvPr id="1758247373" name="Picture 1758247373"/>
+                    <pic:cNvPr id="2058134255" name="Picture 2058134255"/>
                     <pic:cNvPicPr/>
                   </pic:nvPicPr>
                   <pic:blipFill>
@@ -1261,7 +1721,7 @@
                   <pic:spPr>
                     <a:xfrm>
                       <a:off x="0" y="0"/>
-                      <a:ext cx="5297991" cy="4886976"/>
+                      <a:ext cx="5679653" cy="3123245"/>
                     </a:xfrm>
                     <a:prstGeom prst="rect">
                       <a:avLst/>
@@ -1273,16 +1733,23 @@
           </wp:inline>
         </w:drawing>
       </w:r>
+    </w:p>
+    <w:p>
+      <w:pPr>
+        <w:pStyle w:val="ListParagraph"/>
+        <w:spacing w:before="60" w:after="60"/>
+        <w:ind w:left="720"/>
+      </w:pPr>
       <w:r>
         <w:rPr>
           <w:noProof/>
         </w:rPr>
         <w:lastRenderedPageBreak/>
         <w:drawing>
-          <wp:inline distT="0" distB="0" distL="0" distR="0" wp14:anchorId="571150BA" wp14:editId="556A4A97">
-            <wp:extent cx="6400800" cy="6803390"/>
-            <wp:effectExtent l="0" t="0" r="0" b="0"/>
-            <wp:docPr id="901523432" name="Picture 5"/>
+          <wp:inline distT="0" distB="0" distL="0" distR="0" wp14:anchorId="4FB42ECB" wp14:editId="312A35EA">
+            <wp:extent cx="3992880" cy="3683113"/>
+            <wp:effectExtent l="0" t="0" r="7620" b="0"/>
+            <wp:docPr id="1758247373" name="Picture 4"/>
             <wp:cNvGraphicFramePr>
               <a:graphicFrameLocks xmlns:a="http://schemas.openxmlformats.org/drawingml/2006/main" noChangeAspect="1"/>
             </wp:cNvGraphicFramePr>
@@ -1290,7 +1757,7 @@
               <a:graphicData uri="http://schemas.openxmlformats.org/drawingml/2006/picture">
                 <pic:pic xmlns:pic="http://schemas.openxmlformats.org/drawingml/2006/picture">
                   <pic:nvPicPr>
-                    <pic:cNvPr id="901523432" name="Picture 901523432"/>
+                    <pic:cNvPr id="1758247373" name="Picture 1758247373"/>
                     <pic:cNvPicPr/>
                   </pic:nvPicPr>
                   <pic:blipFill>
@@ -1308,7 +1775,7 @@
                   <pic:spPr>
                     <a:xfrm>
                       <a:off x="0" y="0"/>
-                      <a:ext cx="6400800" cy="6803390"/>
+                      <a:ext cx="4009825" cy="3698743"/>
                     </a:xfrm>
                     <a:prstGeom prst="rect">
                       <a:avLst/>
@@ -1320,15 +1787,41 @@
           </wp:inline>
         </w:drawing>
       </w:r>
+    </w:p>
+    <w:p>
+      <w:pPr>
+        <w:pStyle w:val="ListParagraph"/>
+        <w:spacing w:before="60" w:after="60"/>
+        <w:ind w:left="720"/>
+      </w:pPr>
+    </w:p>
+    <w:p>
+      <w:pPr>
+        <w:pStyle w:val="ListParagraph"/>
+        <w:numPr>
+          <w:ilvl w:val="0"/>
+          <w:numId w:val="3"/>
+        </w:numPr>
+        <w:spacing w:before="60" w:after="60"/>
+      </w:pPr>
+      <w:r>
+        <w:t>The artifact preserves: SQL query, visualization spec, data snapshot, and original conversation context.</w:t>
+      </w:r>
+    </w:p>
+    <w:p>
+      <w:pPr>
+        <w:pStyle w:val="ListParagraph"/>
+        <w:spacing w:before="60" w:after="60"/>
+        <w:ind w:left="720"/>
+      </w:pPr>
       <w:r>
         <w:rPr>
           <w:noProof/>
         </w:rPr>
-        <w:lastRenderedPageBreak/>
         <w:drawing>
-          <wp:inline distT="0" distB="0" distL="0" distR="0" wp14:anchorId="37B42D1F" wp14:editId="69BC5427">
-            <wp:extent cx="6400800" cy="5589905"/>
-            <wp:effectExtent l="0" t="0" r="0" b="0"/>
+          <wp:inline distT="0" distB="0" distL="0" distR="0" wp14:anchorId="1E4E977F" wp14:editId="2FE72BAC">
+            <wp:extent cx="4587240" cy="4006099"/>
+            <wp:effectExtent l="0" t="0" r="3810" b="0"/>
             <wp:docPr id="217888831" name="Picture 6"/>
             <wp:cNvGraphicFramePr>
               <a:graphicFrameLocks xmlns:a="http://schemas.openxmlformats.org/drawingml/2006/main" noChangeAspect="1"/>
@@ -1355,7 +1848,7 @@
                   <pic:spPr>
                     <a:xfrm>
                       <a:off x="0" y="0"/>
-                      <a:ext cx="6400800" cy="5589905"/>
+                      <a:ext cx="4593928" cy="4011940"/>
                     </a:xfrm>
                     <a:prstGeom prst="rect">
                       <a:avLst/>
@@ -1367,605 +1860,21 @@
           </wp:inline>
         </w:drawing>
       </w:r>
-      <w:r>
-        <w:rPr>
-          <w:noProof/>
-        </w:rPr>
+    </w:p>
+    <w:p>
+      <w:pPr>
+        <w:spacing w:before="40" w:after="40"/>
+      </w:pPr>
+      <w:r>
+        <w:t xml:space="preserve"> </w:t>
+      </w:r>
+    </w:p>
+    <w:p>
+      <w:pPr>
+        <w:pStyle w:val="Heading2"/>
+      </w:pPr>
+      <w:r>
         <w:lastRenderedPageBreak/>
-        <w:drawing>
-          <wp:inline distT="0" distB="0" distL="0" distR="0" wp14:anchorId="235E9539" wp14:editId="729B9718">
-            <wp:extent cx="6400800" cy="3465830"/>
-            <wp:effectExtent l="0" t="0" r="0" b="1270"/>
-            <wp:docPr id="679637541" name="Picture 7"/>
-            <wp:cNvGraphicFramePr>
-              <a:graphicFrameLocks xmlns:a="http://schemas.openxmlformats.org/drawingml/2006/main" noChangeAspect="1"/>
-            </wp:cNvGraphicFramePr>
-            <a:graphic xmlns:a="http://schemas.openxmlformats.org/drawingml/2006/main">
-              <a:graphicData uri="http://schemas.openxmlformats.org/drawingml/2006/picture">
-                <pic:pic xmlns:pic="http://schemas.openxmlformats.org/drawingml/2006/picture">
-                  <pic:nvPicPr>
-                    <pic:cNvPr id="679637541" name="Picture 679637541"/>
-                    <pic:cNvPicPr/>
-                  </pic:nvPicPr>
-                  <pic:blipFill>
-                    <a:blip r:embed="rId13">
-                      <a:extLst>
-                        <a:ext uri="{28A0092B-C50C-407E-A947-70E740481C1C}">
-                          <a14:useLocalDpi xmlns:a14="http://schemas.microsoft.com/office/drawing/2010/main" val="0"/>
-                        </a:ext>
-                      </a:extLst>
-                    </a:blip>
-                    <a:stretch>
-                      <a:fillRect/>
-                    </a:stretch>
-                  </pic:blipFill>
-                  <pic:spPr>
-                    <a:xfrm>
-                      <a:off x="0" y="0"/>
-                      <a:ext cx="6400800" cy="3465830"/>
-                    </a:xfrm>
-                    <a:prstGeom prst="rect">
-                      <a:avLst/>
-                    </a:prstGeom>
-                  </pic:spPr>
-                </pic:pic>
-              </a:graphicData>
-            </a:graphic>
-          </wp:inline>
-        </w:drawing>
-      </w:r>
-      <w:r>
-        <w:rPr>
-          <w:noProof/>
-        </w:rPr>
-        <w:drawing>
-          <wp:inline distT="0" distB="0" distL="0" distR="0" wp14:anchorId="51CEB622" wp14:editId="44D92A55">
-            <wp:extent cx="6400800" cy="3195320"/>
-            <wp:effectExtent l="0" t="0" r="0" b="5080"/>
-            <wp:docPr id="36891782" name="Picture 9"/>
-            <wp:cNvGraphicFramePr>
-              <a:graphicFrameLocks xmlns:a="http://schemas.openxmlformats.org/drawingml/2006/main" noChangeAspect="1"/>
-            </wp:cNvGraphicFramePr>
-            <a:graphic xmlns:a="http://schemas.openxmlformats.org/drawingml/2006/main">
-              <a:graphicData uri="http://schemas.openxmlformats.org/drawingml/2006/picture">
-                <pic:pic xmlns:pic="http://schemas.openxmlformats.org/drawingml/2006/picture">
-                  <pic:nvPicPr>
-                    <pic:cNvPr id="36891782" name="Picture 36891782"/>
-                    <pic:cNvPicPr/>
-                  </pic:nvPicPr>
-                  <pic:blipFill>
-                    <a:blip r:embed="rId14">
-                      <a:extLst>
-                        <a:ext uri="{28A0092B-C50C-407E-A947-70E740481C1C}">
-                          <a14:useLocalDpi xmlns:a14="http://schemas.microsoft.com/office/drawing/2010/main" val="0"/>
-                        </a:ext>
-                      </a:extLst>
-                    </a:blip>
-                    <a:stretch>
-                      <a:fillRect/>
-                    </a:stretch>
-                  </pic:blipFill>
-                  <pic:spPr>
-                    <a:xfrm>
-                      <a:off x="0" y="0"/>
-                      <a:ext cx="6400800" cy="3195320"/>
-                    </a:xfrm>
-                    <a:prstGeom prst="rect">
-                      <a:avLst/>
-                    </a:prstGeom>
-                  </pic:spPr>
-                </pic:pic>
-              </a:graphicData>
-            </a:graphic>
-          </wp:inline>
-        </w:drawing>
-      </w:r>
-    </w:p>
-    <w:p>
-      <w:pPr>
-        <w:pStyle w:val="Heading2"/>
-      </w:pPr>
-      <w:r>
-        <w:t>2.1 What is an Artifact?</w:t>
-      </w:r>
-    </w:p>
-    <w:p>
-      <w:pPr>
-        <w:spacing w:before="80" w:after="100"/>
-      </w:pPr>
-      <w:r>
-        <w:t>An Artifact is a persistent representation of a chart or table generated by Snowflake Intelligence. It preserves the underlying SQL query, visualization settings, and a data snapshot so the insight can be revisited, refreshed with live data, and shared with colleagues — all without regenerating the analysis from scratch.</w:t>
-      </w:r>
-    </w:p>
-    <w:p>
-      <w:pPr>
-        <w:spacing w:before="40" w:after="40"/>
-      </w:pPr>
-      <w:r>
-        <w:t xml:space="preserve"> </w:t>
-      </w:r>
-    </w:p>
-    <w:tbl>
-      <w:tblPr>
-        <w:tblW w:w="9360" w:type="dxa"/>
-        <w:tblBorders>
-          <w:top w:val="single" w:sz="4" w:space="0" w:color="auto"/>
-          <w:left w:val="single" w:sz="4" w:space="0" w:color="auto"/>
-          <w:bottom w:val="single" w:sz="4" w:space="0" w:color="auto"/>
-          <w:right w:val="single" w:sz="4" w:space="0" w:color="auto"/>
-          <w:insideH w:val="single" w:sz="4" w:space="0" w:color="auto"/>
-          <w:insideV w:val="single" w:sz="4" w:space="0" w:color="auto"/>
-        </w:tblBorders>
-        <w:tblCellMar>
-          <w:left w:w="10" w:type="dxa"/>
-          <w:right w:w="10" w:type="dxa"/>
-        </w:tblCellMar>
-        <w:tblLook w:val="04A0" w:firstRow="1" w:lastRow="0" w:firstColumn="1" w:lastColumn="0" w:noHBand="0" w:noVBand="1"/>
-      </w:tblPr>
-      <w:tblGrid>
-        <w:gridCol w:w="9360"/>
-      </w:tblGrid>
-      <w:tr>
-        <w:tblPrEx>
-          <w:tblCellMar>
-            <w:top w:w="0" w:type="dxa"/>
-            <w:bottom w:w="0" w:type="dxa"/>
-          </w:tblCellMar>
-        </w:tblPrEx>
-        <w:tc>
-          <w:tcPr>
-            <w:tcW w:w="9360" w:type="dxa"/>
-            <w:tcBorders>
-              <w:top w:val="single" w:sz="1" w:space="0" w:color="CCCCCC"/>
-              <w:left w:val="single" w:sz="1" w:space="0" w:color="CCCCCC"/>
-              <w:bottom w:val="single" w:sz="1" w:space="0" w:color="CCCCCC"/>
-              <w:right w:val="single" w:sz="1" w:space="0" w:color="CCCCCC"/>
-            </w:tcBorders>
-            <w:shd w:val="clear" w:color="auto" w:fill="2E75B6"/>
-            <w:tcMar>
-              <w:top w:w="100" w:type="dxa"/>
-              <w:left w:w="160" w:type="dxa"/>
-              <w:bottom w:w="100" w:type="dxa"/>
-              <w:right w:w="160" w:type="dxa"/>
-            </w:tcMar>
-          </w:tcPr>
-          <w:p>
-            <w:r>
-              <w:rPr>
-                <w:b/>
-                <w:bCs/>
-                <w:color w:val="FFFFFF"/>
-              </w:rPr>
-              <w:t>Core Definition</w:t>
-            </w:r>
-          </w:p>
-        </w:tc>
-      </w:tr>
-      <w:tr>
-        <w:tblPrEx>
-          <w:tblCellMar>
-            <w:top w:w="0" w:type="dxa"/>
-            <w:bottom w:w="0" w:type="dxa"/>
-          </w:tblCellMar>
-        </w:tblPrEx>
-        <w:tc>
-          <w:tcPr>
-            <w:tcW w:w="9360" w:type="dxa"/>
-            <w:tcBorders>
-              <w:top w:val="single" w:sz="1" w:space="0" w:color="CCCCCC"/>
-              <w:left w:val="single" w:sz="1" w:space="0" w:color="CCCCCC"/>
-              <w:bottom w:val="single" w:sz="1" w:space="0" w:color="CCCCCC"/>
-              <w:right w:val="single" w:sz="1" w:space="0" w:color="CCCCCC"/>
-            </w:tcBorders>
-            <w:shd w:val="clear" w:color="auto" w:fill="EAF3FB"/>
-            <w:tcMar>
-              <w:top w:w="80" w:type="dxa"/>
-              <w:left w:w="160" w:type="dxa"/>
-              <w:bottom w:w="80" w:type="dxa"/>
-              <w:right w:w="160" w:type="dxa"/>
-            </w:tcMar>
-          </w:tcPr>
-          <w:p>
-            <w:r>
-              <w:t>An Artifact = Persistent Query + Visualization Settings + Data Snapshot</w:t>
-            </w:r>
-          </w:p>
-        </w:tc>
-      </w:tr>
-      <w:tr>
-        <w:tblPrEx>
-          <w:tblCellMar>
-            <w:top w:w="0" w:type="dxa"/>
-            <w:bottom w:w="0" w:type="dxa"/>
-          </w:tblCellMar>
-        </w:tblPrEx>
-        <w:tc>
-          <w:tcPr>
-            <w:tcW w:w="9360" w:type="dxa"/>
-            <w:tcBorders>
-              <w:top w:val="single" w:sz="1" w:space="0" w:color="CCCCCC"/>
-              <w:left w:val="single" w:sz="1" w:space="0" w:color="CCCCCC"/>
-              <w:bottom w:val="single" w:sz="1" w:space="0" w:color="CCCCCC"/>
-              <w:right w:val="single" w:sz="1" w:space="0" w:color="CCCCCC"/>
-            </w:tcBorders>
-            <w:shd w:val="clear" w:color="auto" w:fill="EAF3FB"/>
-            <w:tcMar>
-              <w:top w:w="80" w:type="dxa"/>
-              <w:left w:w="160" w:type="dxa"/>
-              <w:bottom w:w="80" w:type="dxa"/>
-              <w:right w:w="160" w:type="dxa"/>
-            </w:tcMar>
-          </w:tcPr>
-          <w:p>
-            <w:r>
-              <w:lastRenderedPageBreak/>
-              <w:t>It is NOT a static screenshot. It is a live, refreshable business output.</w:t>
-            </w:r>
-          </w:p>
-        </w:tc>
-      </w:tr>
-      <w:tr>
-        <w:tblPrEx>
-          <w:tblCellMar>
-            <w:top w:w="0" w:type="dxa"/>
-            <w:bottom w:w="0" w:type="dxa"/>
-          </w:tblCellMar>
-        </w:tblPrEx>
-        <w:tc>
-          <w:tcPr>
-            <w:tcW w:w="9360" w:type="dxa"/>
-            <w:tcBorders>
-              <w:top w:val="single" w:sz="1" w:space="0" w:color="CCCCCC"/>
-              <w:left w:val="single" w:sz="1" w:space="0" w:color="CCCCCC"/>
-              <w:bottom w:val="single" w:sz="1" w:space="0" w:color="CCCCCC"/>
-              <w:right w:val="single" w:sz="1" w:space="0" w:color="CCCCCC"/>
-            </w:tcBorders>
-            <w:shd w:val="clear" w:color="auto" w:fill="EAF3FB"/>
-            <w:tcMar>
-              <w:top w:w="80" w:type="dxa"/>
-              <w:left w:w="160" w:type="dxa"/>
-              <w:bottom w:w="80" w:type="dxa"/>
-              <w:right w:w="160" w:type="dxa"/>
-            </w:tcMar>
-          </w:tcPr>
-          <w:p>
-            <w:r>
-              <w:t>It is NOT just a dashboard tile. It retains full conversational context.</w:t>
-            </w:r>
-          </w:p>
-        </w:tc>
-      </w:tr>
-      <w:tr>
-        <w:tblPrEx>
-          <w:tblCellMar>
-            <w:top w:w="0" w:type="dxa"/>
-            <w:bottom w:w="0" w:type="dxa"/>
-          </w:tblCellMar>
-        </w:tblPrEx>
-        <w:tc>
-          <w:tcPr>
-            <w:tcW w:w="9360" w:type="dxa"/>
-            <w:tcBorders>
-              <w:top w:val="single" w:sz="1" w:space="0" w:color="CCCCCC"/>
-              <w:left w:val="single" w:sz="1" w:space="0" w:color="CCCCCC"/>
-              <w:bottom w:val="single" w:sz="1" w:space="0" w:color="CCCCCC"/>
-              <w:right w:val="single" w:sz="1" w:space="0" w:color="CCCCCC"/>
-            </w:tcBorders>
-            <w:shd w:val="clear" w:color="auto" w:fill="EAF3FB"/>
-            <w:tcMar>
-              <w:top w:w="80" w:type="dxa"/>
-              <w:left w:w="160" w:type="dxa"/>
-              <w:bottom w:w="80" w:type="dxa"/>
-              <w:right w:w="160" w:type="dxa"/>
-            </w:tcMar>
-          </w:tcPr>
-          <w:p>
-            <w:r>
-              <w:t>It IS governed by Snowflake RBAC — every user sees only their authorized data.</w:t>
-            </w:r>
-          </w:p>
-        </w:tc>
-      </w:tr>
-    </w:tbl>
-    <w:p>
-      <w:pPr>
-        <w:spacing w:before="40" w:after="40"/>
-      </w:pPr>
-      <w:r>
-        <w:t xml:space="preserve"> </w:t>
-      </w:r>
-    </w:p>
-    <w:p>
-      <w:pPr>
-        <w:pStyle w:val="Heading2"/>
-      </w:pPr>
-      <w:r>
-        <w:t>2.2 What You Can Do with Artifacts</w:t>
-      </w:r>
-    </w:p>
-    <w:p>
-      <w:pPr>
-        <w:pStyle w:val="ListParagraph"/>
-        <w:numPr>
-          <w:ilvl w:val="0"/>
-          <w:numId w:val="2"/>
-        </w:numPr>
-        <w:spacing w:before="60" w:after="60"/>
-      </w:pPr>
-      <w:r>
-        <w:rPr>
-          <w:b/>
-          <w:bCs/>
-        </w:rPr>
-        <w:t>Save</w:t>
-      </w:r>
-      <w:r>
-        <w:t xml:space="preserve"> a chart or table from any Snowflake Intelligence conversation to your Artifacts Hub.</w:t>
-      </w:r>
-    </w:p>
-    <w:p>
-      <w:pPr>
-        <w:pStyle w:val="ListParagraph"/>
-        <w:numPr>
-          <w:ilvl w:val="0"/>
-          <w:numId w:val="2"/>
-        </w:numPr>
-        <w:spacing w:before="60" w:after="60"/>
-      </w:pPr>
-      <w:r>
-        <w:rPr>
-          <w:b/>
-          <w:bCs/>
-        </w:rPr>
-        <w:t>Share</w:t>
-      </w:r>
-      <w:r>
-        <w:t xml:space="preserve"> with colleagues via a secure link — recipients see data through their own credentials (RBAC enforced).</w:t>
-      </w:r>
-    </w:p>
-    <w:p>
-      <w:pPr>
-        <w:pStyle w:val="ListParagraph"/>
-        <w:numPr>
-          <w:ilvl w:val="0"/>
-          <w:numId w:val="2"/>
-        </w:numPr>
-        <w:spacing w:before="60" w:after="60"/>
-      </w:pPr>
-      <w:r>
-        <w:rPr>
-          <w:b/>
-          <w:bCs/>
-        </w:rPr>
-        <w:t>Refresh</w:t>
-      </w:r>
-      <w:r>
-        <w:t xml:space="preserve"> at any time to reload the latest data by re-running the original SQL query.</w:t>
-      </w:r>
-    </w:p>
-    <w:p>
-      <w:pPr>
-        <w:pStyle w:val="ListParagraph"/>
-        <w:numPr>
-          <w:ilvl w:val="0"/>
-          <w:numId w:val="2"/>
-        </w:numPr>
-        <w:spacing w:before="60" w:after="60"/>
-      </w:pPr>
-      <w:r>
-        <w:rPr>
-          <w:b/>
-          <w:bCs/>
-        </w:rPr>
-        <w:t>Ask follow-up questions</w:t>
-      </w:r>
-      <w:r>
-        <w:t xml:space="preserve"> on a saved artifact — each follow-up starts a new conversation thread preserving context.</w:t>
-      </w:r>
-    </w:p>
-    <w:p>
-      <w:pPr>
-        <w:pStyle w:val="ListParagraph"/>
-        <w:numPr>
-          <w:ilvl w:val="0"/>
-          <w:numId w:val="2"/>
-        </w:numPr>
-        <w:spacing w:before="60" w:after="60"/>
-      </w:pPr>
-      <w:r>
-        <w:rPr>
-          <w:b/>
-          <w:bCs/>
-        </w:rPr>
-        <w:t>Revisit</w:t>
-      </w:r>
-      <w:r>
-        <w:t xml:space="preserve"> and explore saved artifacts from the centralized Artifacts Hub.</w:t>
-      </w:r>
-    </w:p>
-    <w:p>
-      <w:pPr>
-        <w:spacing w:before="40" w:after="40"/>
-      </w:pPr>
-      <w:r>
-        <w:t xml:space="preserve"> </w:t>
-      </w:r>
-    </w:p>
-    <w:p>
-      <w:pPr>
-        <w:pStyle w:val="Heading2"/>
-      </w:pPr>
-      <w:r>
-        <w:t>2.3 Interactive Tables and Charts</w:t>
-      </w:r>
-    </w:p>
-    <w:p>
-      <w:pPr>
-        <w:spacing w:before="80" w:after="100"/>
-      </w:pPr>
-      <w:r>
-        <w:t>When Snowflake Intelligence answers a question, it may return a chart, a table, or both. These are fully interactive:</w:t>
-      </w:r>
-    </w:p>
-    <w:p>
-      <w:pPr>
-        <w:pStyle w:val="ListParagraph"/>
-        <w:numPr>
-          <w:ilvl w:val="0"/>
-          <w:numId w:val="2"/>
-        </w:numPr>
-        <w:spacing w:before="60" w:after="60"/>
-      </w:pPr>
-      <w:r>
-        <w:t>Sort and filter columns in tables without writing new queries.</w:t>
-      </w:r>
-    </w:p>
-    <w:p>
-      <w:pPr>
-        <w:pStyle w:val="ListParagraph"/>
-        <w:numPr>
-          <w:ilvl w:val="0"/>
-          <w:numId w:val="2"/>
-        </w:numPr>
-        <w:spacing w:before="60" w:after="60"/>
-      </w:pPr>
-      <w:r>
-        <w:t>Search within table results.</w:t>
-      </w:r>
-    </w:p>
-    <w:p>
-      <w:pPr>
-        <w:pStyle w:val="ListParagraph"/>
-        <w:numPr>
-          <w:ilvl w:val="0"/>
-          <w:numId w:val="2"/>
-        </w:numPr>
-        <w:spacing w:before="60" w:after="60"/>
-      </w:pPr>
-      <w:r>
-        <w:t>Resize columns and panels.</w:t>
-      </w:r>
-    </w:p>
-    <w:p>
-      <w:pPr>
-        <w:pStyle w:val="ListParagraph"/>
-        <w:numPr>
-          <w:ilvl w:val="0"/>
-          <w:numId w:val="2"/>
-        </w:numPr>
-        <w:spacing w:before="60" w:after="60"/>
-      </w:pPr>
-      <w:r>
-        <w:t>In Explorer Mode, charts and tables are synced — interacting with one updates the other.</w:t>
-      </w:r>
-    </w:p>
-    <w:p>
-      <w:pPr>
-        <w:pStyle w:val="ListParagraph"/>
-        <w:numPr>
-          <w:ilvl w:val="0"/>
-          <w:numId w:val="2"/>
-        </w:numPr>
-        <w:spacing w:before="60" w:after="60"/>
-      </w:pPr>
-      <w:r>
-        <w:t>Time windows default to rolling periods (e.g., last 30 days). Use explicit dates for fixed periods.</w:t>
-      </w:r>
-    </w:p>
-    <w:p>
-      <w:pPr>
-        <w:spacing w:before="40" w:after="40"/>
-      </w:pPr>
-      <w:r>
-        <w:t xml:space="preserve"> </w:t>
-      </w:r>
-    </w:p>
-    <w:p>
-      <w:pPr>
-        <w:pStyle w:val="Heading2"/>
-      </w:pPr>
-      <w:r>
-        <w:t>2.4 Saving an Artifact — Step by Step</w:t>
-      </w:r>
-    </w:p>
-    <w:p>
-      <w:pPr>
-        <w:pStyle w:val="ListParagraph"/>
-        <w:numPr>
-          <w:ilvl w:val="0"/>
-          <w:numId w:val="3"/>
-        </w:numPr>
-        <w:spacing w:before="60" w:after="60"/>
-      </w:pPr>
-      <w:r>
-        <w:t>Ask a question in Snowflake Intelligence (e.g., "Which clients are most profitable?").</w:t>
-      </w:r>
-    </w:p>
-    <w:p>
-      <w:pPr>
-        <w:pStyle w:val="ListParagraph"/>
-        <w:numPr>
-          <w:ilvl w:val="0"/>
-          <w:numId w:val="3"/>
-        </w:numPr>
-        <w:spacing w:before="60" w:after="60"/>
-      </w:pPr>
-      <w:r>
-        <w:t>Snowflake Intelligence responds with a chart and/or table.</w:t>
-      </w:r>
-    </w:p>
-    <w:p>
-      <w:pPr>
-        <w:pStyle w:val="ListParagraph"/>
-        <w:numPr>
-          <w:ilvl w:val="0"/>
-          <w:numId w:val="3"/>
-        </w:numPr>
-        <w:spacing w:before="60" w:after="60"/>
-      </w:pPr>
-      <w:r>
-        <w:t>Click the Save icon on the top-right of the chart or table tile.</w:t>
-      </w:r>
-    </w:p>
-    <w:p>
-      <w:pPr>
-        <w:pStyle w:val="ListParagraph"/>
-        <w:numPr>
-          <w:ilvl w:val="0"/>
-          <w:numId w:val="3"/>
-        </w:numPr>
-        <w:spacing w:before="60" w:after="60"/>
-      </w:pPr>
-      <w:r>
-        <w:t>The artifact is saved to your Artifacts Hub under the Saved tab.</w:t>
-      </w:r>
-    </w:p>
-    <w:p>
-      <w:pPr>
-        <w:pStyle w:val="ListParagraph"/>
-        <w:numPr>
-          <w:ilvl w:val="0"/>
-          <w:numId w:val="3"/>
-        </w:numPr>
-        <w:spacing w:before="60" w:after="60"/>
-      </w:pPr>
-      <w:r>
-        <w:t>The artifact preserves: SQL query, visualization spec, data snapshot, and original conversation context.</w:t>
-      </w:r>
-    </w:p>
-    <w:p>
-      <w:pPr>
-        <w:spacing w:before="40" w:after="40"/>
-      </w:pPr>
-      <w:r>
-        <w:t xml:space="preserve"> </w:t>
-      </w:r>
-    </w:p>
-    <w:p>
-      <w:pPr>
-        <w:pStyle w:val="Heading2"/>
-      </w:pPr>
-      <w:r>
         <w:t>2.5 Managing Artifacts — The Artifacts Hub</w:t>
       </w:r>
     </w:p>
@@ -2007,12 +1916,6 @@
         <w:gridCol w:w="4680"/>
       </w:tblGrid>
       <w:tr>
-        <w:tblPrEx>
-          <w:tblCellMar>
-            <w:top w:w="0" w:type="dxa"/>
-            <w:bottom w:w="0" w:type="dxa"/>
-          </w:tblCellMar>
-        </w:tblPrEx>
         <w:trPr>
           <w:tblHeader/>
         </w:trPr>
@@ -2074,12 +1977,6 @@
         </w:tc>
       </w:tr>
       <w:tr>
-        <w:tblPrEx>
-          <w:tblCellMar>
-            <w:top w:w="0" w:type="dxa"/>
-            <w:bottom w:w="0" w:type="dxa"/>
-          </w:tblCellMar>
-        </w:tblPrEx>
         <w:tc>
           <w:tcPr>
             <w:tcW w:w="4680" w:type="dxa"/>
@@ -2136,12 +2033,6 @@
         </w:tc>
       </w:tr>
       <w:tr>
-        <w:tblPrEx>
-          <w:tblCellMar>
-            <w:top w:w="0" w:type="dxa"/>
-            <w:bottom w:w="0" w:type="dxa"/>
-          </w:tblCellMar>
-        </w:tblPrEx>
         <w:tc>
           <w:tcPr>
             <w:tcW w:w="4680" w:type="dxa"/>
@@ -2203,7 +2094,6 @@
         <w:spacing w:before="40" w:after="40"/>
       </w:pPr>
       <w:r>
-        <w:lastRenderedPageBreak/>
         <w:t xml:space="preserve"> </w:t>
       </w:r>
     </w:p>
@@ -2341,12 +2231,6 @@
         <w:gridCol w:w="9360"/>
       </w:tblGrid>
       <w:tr>
-        <w:tblPrEx>
-          <w:tblCellMar>
-            <w:top w:w="0" w:type="dxa"/>
-            <w:bottom w:w="0" w:type="dxa"/>
-          </w:tblCellMar>
-        </w:tblPrEx>
         <w:tc>
           <w:tcPr>
             <w:tcW w:w="9360" w:type="dxa"/>
@@ -2377,12 +2261,6 @@
         </w:tc>
       </w:tr>
       <w:tr>
-        <w:tblPrEx>
-          <w:tblCellMar>
-            <w:top w:w="0" w:type="dxa"/>
-            <w:bottom w:w="0" w:type="dxa"/>
-          </w:tblCellMar>
-        </w:tblPrEx>
         <w:tc>
           <w:tcPr>
             <w:tcW w:w="9360" w:type="dxa"/>
@@ -2408,12 +2286,6 @@
         </w:tc>
       </w:tr>
       <w:tr>
-        <w:tblPrEx>
-          <w:tblCellMar>
-            <w:top w:w="0" w:type="dxa"/>
-            <w:bottom w:w="0" w:type="dxa"/>
-          </w:tblCellMar>
-        </w:tblPrEx>
         <w:tc>
           <w:tcPr>
             <w:tcW w:w="9360" w:type="dxa"/>
@@ -2439,12 +2311,6 @@
         </w:tc>
       </w:tr>
       <w:tr>
-        <w:tblPrEx>
-          <w:tblCellMar>
-            <w:top w:w="0" w:type="dxa"/>
-            <w:bottom w:w="0" w:type="dxa"/>
-          </w:tblCellMar>
-        </w:tblPrEx>
         <w:tc>
           <w:tcPr>
             <w:tcW w:w="9360" w:type="dxa"/>
@@ -2507,9 +2373,9 @@
           <w:noProof/>
         </w:rPr>
         <w:drawing>
-          <wp:inline distT="0" distB="0" distL="0" distR="0" wp14:anchorId="79D6EA05" wp14:editId="76958162">
-            <wp:extent cx="6400800" cy="6284595"/>
-            <wp:effectExtent l="0" t="0" r="0" b="1905"/>
+          <wp:inline distT="0" distB="0" distL="0" distR="0" wp14:anchorId="79D6EA05" wp14:editId="3745F4AB">
+            <wp:extent cx="5859780" cy="5753397"/>
+            <wp:effectExtent l="0" t="0" r="7620" b="0"/>
             <wp:docPr id="1626200357" name="Picture 8"/>
             <wp:cNvGraphicFramePr>
               <a:graphicFrameLocks xmlns:a="http://schemas.openxmlformats.org/drawingml/2006/main" noChangeAspect="1"/>
@@ -2522,7 +2388,7 @@
                     <pic:cNvPicPr/>
                   </pic:nvPicPr>
                   <pic:blipFill>
-                    <a:blip r:embed="rId15">
+                    <a:blip r:embed="rId13">
                       <a:extLst>
                         <a:ext uri="{28A0092B-C50C-407E-A947-70E740481C1C}">
                           <a14:useLocalDpi xmlns:a14="http://schemas.microsoft.com/office/drawing/2010/main" val="0"/>
@@ -2536,7 +2402,7 @@
                   <pic:spPr>
                     <a:xfrm>
                       <a:off x="0" y="0"/>
-                      <a:ext cx="6400800" cy="6284595"/>
+                      <a:ext cx="5912453" cy="5805114"/>
                     </a:xfrm>
                     <a:prstGeom prst="rect">
                       <a:avLst/>
@@ -2601,23 +2467,23 @@
         <w:spacing w:before="60" w:after="60"/>
       </w:pPr>
       <w:r>
+        <w:t>Column masking (e.g., masking PII for non-privileged roles) is enforced on every query run.</w:t>
+      </w:r>
+    </w:p>
+    <w:p>
+      <w:pPr>
+        <w:spacing w:before="40" w:after="40"/>
+      </w:pPr>
+      <w:r>
+        <w:t xml:space="preserve"> </w:t>
+      </w:r>
+    </w:p>
+    <w:p>
+      <w:pPr>
+        <w:pStyle w:val="Heading2"/>
+      </w:pPr>
+      <w:r>
         <w:lastRenderedPageBreak/>
-        <w:t>Column masking (e.g., masking PII for non-privileged roles) is enforced on every query run.</w:t>
-      </w:r>
-    </w:p>
-    <w:p>
-      <w:pPr>
-        <w:spacing w:before="40" w:after="40"/>
-      </w:pPr>
-      <w:r>
-        <w:t xml:space="preserve"> </w:t>
-      </w:r>
-    </w:p>
-    <w:p>
-      <w:pPr>
-        <w:pStyle w:val="Heading2"/>
-      </w:pPr>
-      <w:r>
         <w:t>3.2 Security Behaviors Summary</w:t>
       </w:r>
     </w:p>
@@ -2651,12 +2517,6 @@
         <w:gridCol w:w="4680"/>
       </w:tblGrid>
       <w:tr>
-        <w:tblPrEx>
-          <w:tblCellMar>
-            <w:top w:w="0" w:type="dxa"/>
-            <w:bottom w:w="0" w:type="dxa"/>
-          </w:tblCellMar>
-        </w:tblPrEx>
         <w:trPr>
           <w:tblHeader/>
         </w:trPr>
@@ -2718,12 +2578,6 @@
         </w:tc>
       </w:tr>
       <w:tr>
-        <w:tblPrEx>
-          <w:tblCellMar>
-            <w:top w:w="0" w:type="dxa"/>
-            <w:bottom w:w="0" w:type="dxa"/>
-          </w:tblCellMar>
-        </w:tblPrEx>
         <w:tc>
           <w:tcPr>
             <w:tcW w:w="4680" w:type="dxa"/>
@@ -2780,12 +2634,6 @@
         </w:tc>
       </w:tr>
       <w:tr>
-        <w:tblPrEx>
-          <w:tblCellMar>
-            <w:top w:w="0" w:type="dxa"/>
-            <w:bottom w:w="0" w:type="dxa"/>
-          </w:tblCellMar>
-        </w:tblPrEx>
         <w:tc>
           <w:tcPr>
             <w:tcW w:w="4680" w:type="dxa"/>
@@ -2842,12 +2690,6 @@
         </w:tc>
       </w:tr>
       <w:tr>
-        <w:tblPrEx>
-          <w:tblCellMar>
-            <w:top w:w="0" w:type="dxa"/>
-            <w:bottom w:w="0" w:type="dxa"/>
-          </w:tblCellMar>
-        </w:tblPrEx>
         <w:tc>
           <w:tcPr>
             <w:tcW w:w="4680" w:type="dxa"/>
@@ -2904,12 +2746,6 @@
         </w:tc>
       </w:tr>
       <w:tr>
-        <w:tblPrEx>
-          <w:tblCellMar>
-            <w:top w:w="0" w:type="dxa"/>
-            <w:bottom w:w="0" w:type="dxa"/>
-          </w:tblCellMar>
-        </w:tblPrEx>
         <w:tc>
           <w:tcPr>
             <w:tcW w:w="4680" w:type="dxa"/>
@@ -2966,12 +2802,6 @@
         </w:tc>
       </w:tr>
       <w:tr>
-        <w:tblPrEx>
-          <w:tblCellMar>
-            <w:top w:w="0" w:type="dxa"/>
-            <w:bottom w:w="0" w:type="dxa"/>
-          </w:tblCellMar>
-        </w:tblPrEx>
         <w:tc>
           <w:tcPr>
             <w:tcW w:w="4680" w:type="dxa"/>
@@ -3074,12 +2904,6 @@
         <w:gridCol w:w="4680"/>
       </w:tblGrid>
       <w:tr>
-        <w:tblPrEx>
-          <w:tblCellMar>
-            <w:top w:w="0" w:type="dxa"/>
-            <w:bottom w:w="0" w:type="dxa"/>
-          </w:tblCellMar>
-        </w:tblPrEx>
         <w:trPr>
           <w:tblHeader/>
         </w:trPr>
@@ -3141,12 +2965,6 @@
         </w:tc>
       </w:tr>
       <w:tr>
-        <w:tblPrEx>
-          <w:tblCellMar>
-            <w:top w:w="0" w:type="dxa"/>
-            <w:bottom w:w="0" w:type="dxa"/>
-          </w:tblCellMar>
-        </w:tblPrEx>
         <w:tc>
           <w:tcPr>
             <w:tcW w:w="4680" w:type="dxa"/>
@@ -3203,12 +3021,6 @@
         </w:tc>
       </w:tr>
       <w:tr>
-        <w:tblPrEx>
-          <w:tblCellMar>
-            <w:top w:w="0" w:type="dxa"/>
-            <w:bottom w:w="0" w:type="dxa"/>
-          </w:tblCellMar>
-        </w:tblPrEx>
         <w:tc>
           <w:tcPr>
             <w:tcW w:w="4680" w:type="dxa"/>
@@ -3265,12 +3077,6 @@
         </w:tc>
       </w:tr>
       <w:tr>
-        <w:tblPrEx>
-          <w:tblCellMar>
-            <w:top w:w="0" w:type="dxa"/>
-            <w:bottom w:w="0" w:type="dxa"/>
-          </w:tblCellMar>
-        </w:tblPrEx>
         <w:tc>
           <w:tcPr>
             <w:tcW w:w="4680" w:type="dxa"/>
@@ -3327,12 +3133,6 @@
         </w:tc>
       </w:tr>
       <w:tr>
-        <w:tblPrEx>
-          <w:tblCellMar>
-            <w:top w:w="0" w:type="dxa"/>
-            <w:bottom w:w="0" w:type="dxa"/>
-          </w:tblCellMar>
-        </w:tblPrEx>
         <w:tc>
           <w:tcPr>
             <w:tcW w:w="4680" w:type="dxa"/>
@@ -3459,12 +3259,6 @@
         <w:gridCol w:w="9360"/>
       </w:tblGrid>
       <w:tr>
-        <w:tblPrEx>
-          <w:tblCellMar>
-            <w:top w:w="0" w:type="dxa"/>
-            <w:bottom w:w="0" w:type="dxa"/>
-          </w:tblCellMar>
-        </w:tblPrEx>
         <w:tc>
           <w:tcPr>
             <w:tcW w:w="9360" w:type="dxa"/>
@@ -3495,12 +3289,6 @@
         </w:tc>
       </w:tr>
       <w:tr>
-        <w:tblPrEx>
-          <w:tblCellMar>
-            <w:top w:w="0" w:type="dxa"/>
-            <w:bottom w:w="0" w:type="dxa"/>
-          </w:tblCellMar>
-        </w:tblPrEx>
         <w:tc>
           <w:tcPr>
             <w:tcW w:w="9360" w:type="dxa"/>
@@ -3526,12 +3314,6 @@
         </w:tc>
       </w:tr>
       <w:tr>
-        <w:tblPrEx>
-          <w:tblCellMar>
-            <w:top w:w="0" w:type="dxa"/>
-            <w:bottom w:w="0" w:type="dxa"/>
-          </w:tblCellMar>
-        </w:tblPrEx>
         <w:tc>
           <w:tcPr>
             <w:tcW w:w="9360" w:type="dxa"/>
@@ -3557,12 +3339,6 @@
         </w:tc>
       </w:tr>
       <w:tr>
-        <w:tblPrEx>
-          <w:tblCellMar>
-            <w:top w:w="0" w:type="dxa"/>
-            <w:bottom w:w="0" w:type="dxa"/>
-          </w:tblCellMar>
-        </w:tblPrEx>
         <w:tc>
           <w:tcPr>
             <w:tcW w:w="9360" w:type="dxa"/>
@@ -3588,12 +3364,6 @@
         </w:tc>
       </w:tr>
       <w:tr>
-        <w:tblPrEx>
-          <w:tblCellMar>
-            <w:top w:w="0" w:type="dxa"/>
-            <w:bottom w:w="0" w:type="dxa"/>
-          </w:tblCellMar>
-        </w:tblPrEx>
         <w:tc>
           <w:tcPr>
             <w:tcW w:w="9360" w:type="dxa"/>
@@ -3711,12 +3481,6 @@
         <w:gridCol w:w="9360"/>
       </w:tblGrid>
       <w:tr>
-        <w:tblPrEx>
-          <w:tblCellMar>
-            <w:top w:w="0" w:type="dxa"/>
-            <w:bottom w:w="0" w:type="dxa"/>
-          </w:tblCellMar>
-        </w:tblPrEx>
         <w:tc>
           <w:tcPr>
             <w:tcW w:w="9360" w:type="dxa"/>
@@ -3747,12 +3511,6 @@
         </w:tc>
       </w:tr>
       <w:tr>
-        <w:tblPrEx>
-          <w:tblCellMar>
-            <w:top w:w="0" w:type="dxa"/>
-            <w:bottom w:w="0" w:type="dxa"/>
-          </w:tblCellMar>
-        </w:tblPrEx>
         <w:tc>
           <w:tcPr>
             <w:tcW w:w="9360" w:type="dxa"/>
@@ -3778,12 +3536,6 @@
         </w:tc>
       </w:tr>
       <w:tr>
-        <w:tblPrEx>
-          <w:tblCellMar>
-            <w:top w:w="0" w:type="dxa"/>
-            <w:bottom w:w="0" w:type="dxa"/>
-          </w:tblCellMar>
-        </w:tblPrEx>
         <w:tc>
           <w:tcPr>
             <w:tcW w:w="9360" w:type="dxa"/>
@@ -3809,12 +3561,6 @@
         </w:tc>
       </w:tr>
       <w:tr>
-        <w:tblPrEx>
-          <w:tblCellMar>
-            <w:top w:w="0" w:type="dxa"/>
-            <w:bottom w:w="0" w:type="dxa"/>
-          </w:tblCellMar>
-        </w:tblPrEx>
         <w:tc>
           <w:tcPr>
             <w:tcW w:w="9360" w:type="dxa"/>
@@ -3840,12 +3586,6 @@
         </w:tc>
       </w:tr>
       <w:tr>
-        <w:tblPrEx>
-          <w:tblCellMar>
-            <w:top w:w="0" w:type="dxa"/>
-            <w:bottom w:w="0" w:type="dxa"/>
-          </w:tblCellMar>
-        </w:tblPrEx>
         <w:tc>
           <w:tcPr>
             <w:tcW w:w="9360" w:type="dxa"/>
@@ -4279,12 +4019,6 @@
         <w:gridCol w:w="4680"/>
       </w:tblGrid>
       <w:tr>
-        <w:tblPrEx>
-          <w:tblCellMar>
-            <w:top w:w="0" w:type="dxa"/>
-            <w:bottom w:w="0" w:type="dxa"/>
-          </w:tblCellMar>
-        </w:tblPrEx>
         <w:trPr>
           <w:tblHeader/>
         </w:trPr>
@@ -4346,12 +4080,6 @@
         </w:tc>
       </w:tr>
       <w:tr>
-        <w:tblPrEx>
-          <w:tblCellMar>
-            <w:top w:w="0" w:type="dxa"/>
-            <w:bottom w:w="0" w:type="dxa"/>
-          </w:tblCellMar>
-        </w:tblPrEx>
         <w:tc>
           <w:tcPr>
             <w:tcW w:w="4680" w:type="dxa"/>
@@ -4408,12 +4136,6 @@
         </w:tc>
       </w:tr>
       <w:tr>
-        <w:tblPrEx>
-          <w:tblCellMar>
-            <w:top w:w="0" w:type="dxa"/>
-            <w:bottom w:w="0" w:type="dxa"/>
-          </w:tblCellMar>
-        </w:tblPrEx>
         <w:tc>
           <w:tcPr>
             <w:tcW w:w="4680" w:type="dxa"/>
@@ -4470,12 +4192,6 @@
         </w:tc>
       </w:tr>
       <w:tr>
-        <w:tblPrEx>
-          <w:tblCellMar>
-            <w:top w:w="0" w:type="dxa"/>
-            <w:bottom w:w="0" w:type="dxa"/>
-          </w:tblCellMar>
-        </w:tblPrEx>
         <w:tc>
           <w:tcPr>
             <w:tcW w:w="4680" w:type="dxa"/>
@@ -4532,12 +4248,6 @@
         </w:tc>
       </w:tr>
       <w:tr>
-        <w:tblPrEx>
-          <w:tblCellMar>
-            <w:top w:w="0" w:type="dxa"/>
-            <w:bottom w:w="0" w:type="dxa"/>
-          </w:tblCellMar>
-        </w:tblPrEx>
         <w:tc>
           <w:tcPr>
             <w:tcW w:w="4680" w:type="dxa"/>
@@ -4595,12 +4305,6 @@
         </w:tc>
       </w:tr>
       <w:tr>
-        <w:tblPrEx>
-          <w:tblCellMar>
-            <w:top w:w="0" w:type="dxa"/>
-            <w:bottom w:w="0" w:type="dxa"/>
-          </w:tblCellMar>
-        </w:tblPrEx>
         <w:tc>
           <w:tcPr>
             <w:tcW w:w="4680" w:type="dxa"/>
@@ -4657,12 +4361,6 @@
         </w:tc>
       </w:tr>
       <w:tr>
-        <w:tblPrEx>
-          <w:tblCellMar>
-            <w:top w:w="0" w:type="dxa"/>
-            <w:bottom w:w="0" w:type="dxa"/>
-          </w:tblCellMar>
-        </w:tblPrEx>
         <w:tc>
           <w:tcPr>
             <w:tcW w:w="4680" w:type="dxa"/>
@@ -4719,12 +4417,6 @@
         </w:tc>
       </w:tr>
       <w:tr>
-        <w:tblPrEx>
-          <w:tblCellMar>
-            <w:top w:w="0" w:type="dxa"/>
-            <w:bottom w:w="0" w:type="dxa"/>
-          </w:tblCellMar>
-        </w:tblPrEx>
         <w:tc>
           <w:tcPr>
             <w:tcW w:w="4680" w:type="dxa"/>
@@ -4889,10 +4581,39 @@
     </w:p>
     <w:p>
       <w:pPr>
+        <w:pStyle w:val="ListParagraph"/>
+        <w:spacing w:before="60" w:after="60"/>
+        <w:ind w:left="720"/>
+      </w:pPr>
+    </w:p>
+    <w:p>
+      <w:pPr>
         <w:spacing w:before="40" w:after="40"/>
-      </w:pPr>
-      <w:r>
+        <w:rPr>
+          <w:b/>
+          <w:bCs/>
+        </w:rPr>
+      </w:pPr>
+      <w:r>
+        <w:rPr>
+          <w:b/>
+          <w:bCs/>
+        </w:rPr>
         <w:t xml:space="preserve"> </w:t>
+      </w:r>
+      <w:r>
+        <w:rPr>
+          <w:b/>
+          <w:bCs/>
+        </w:rPr>
+        <w:t>NOT APPLICABLE IN TRIAL ACCOUNTS:</w:t>
+      </w:r>
+      <w:r>
+        <w:rPr>
+          <w:b/>
+          <w:bCs/>
+        </w:rPr>
+        <w:t xml:space="preserve"> (JUST GO THROUGH THE BELOW POINTS)</w:t>
       </w:r>
     </w:p>
     <w:p>
@@ -4940,12 +4661,6 @@
         <w:gridCol w:w="9360"/>
       </w:tblGrid>
       <w:tr>
-        <w:tblPrEx>
-          <w:tblCellMar>
-            <w:top w:w="0" w:type="dxa"/>
-            <w:bottom w:w="0" w:type="dxa"/>
-          </w:tblCellMar>
-        </w:tblPrEx>
         <w:tc>
           <w:tcPr>
             <w:tcW w:w="9360" w:type="dxa"/>
@@ -4977,12 +4692,6 @@
         </w:tc>
       </w:tr>
       <w:tr>
-        <w:tblPrEx>
-          <w:tblCellMar>
-            <w:top w:w="0" w:type="dxa"/>
-            <w:bottom w:w="0" w:type="dxa"/>
-          </w:tblCellMar>
-        </w:tblPrEx>
         <w:tc>
           <w:tcPr>
             <w:tcW w:w="9360" w:type="dxa"/>
@@ -5014,12 +4723,6 @@
         </w:tc>
       </w:tr>
       <w:tr>
-        <w:tblPrEx>
-          <w:tblCellMar>
-            <w:top w:w="0" w:type="dxa"/>
-            <w:bottom w:w="0" w:type="dxa"/>
-          </w:tblCellMar>
-        </w:tblPrEx>
         <w:tc>
           <w:tcPr>
             <w:tcW w:w="9360" w:type="dxa"/>
@@ -5051,12 +4754,6 @@
         </w:tc>
       </w:tr>
       <w:tr>
-        <w:tblPrEx>
-          <w:tblCellMar>
-            <w:top w:w="0" w:type="dxa"/>
-            <w:bottom w:w="0" w:type="dxa"/>
-          </w:tblCellMar>
-        </w:tblPrEx>
         <w:tc>
           <w:tcPr>
             <w:tcW w:w="9360" w:type="dxa"/>
@@ -5078,12 +4775,6 @@
         </w:tc>
       </w:tr>
       <w:tr>
-        <w:tblPrEx>
-          <w:tblCellMar>
-            <w:top w:w="0" w:type="dxa"/>
-            <w:bottom w:w="0" w:type="dxa"/>
-          </w:tblCellMar>
-        </w:tblPrEx>
         <w:tc>
           <w:tcPr>
             <w:tcW w:w="9360" w:type="dxa"/>
@@ -5115,12 +4806,6 @@
         </w:tc>
       </w:tr>
       <w:tr>
-        <w:tblPrEx>
-          <w:tblCellMar>
-            <w:top w:w="0" w:type="dxa"/>
-            <w:bottom w:w="0" w:type="dxa"/>
-          </w:tblCellMar>
-        </w:tblPrEx>
         <w:tc>
           <w:tcPr>
             <w:tcW w:w="9360" w:type="dxa"/>
@@ -5152,12 +4837,6 @@
         </w:tc>
       </w:tr>
       <w:tr>
-        <w:tblPrEx>
-          <w:tblCellMar>
-            <w:top w:w="0" w:type="dxa"/>
-            <w:bottom w:w="0" w:type="dxa"/>
-          </w:tblCellMar>
-        </w:tblPrEx>
         <w:tc>
           <w:tcPr>
             <w:tcW w:w="9360" w:type="dxa"/>
@@ -5189,12 +4868,6 @@
         </w:tc>
       </w:tr>
       <w:tr>
-        <w:tblPrEx>
-          <w:tblCellMar>
-            <w:top w:w="0" w:type="dxa"/>
-            <w:bottom w:w="0" w:type="dxa"/>
-          </w:tblCellMar>
-        </w:tblPrEx>
         <w:tc>
           <w:tcPr>
             <w:tcW w:w="9360" w:type="dxa"/>
@@ -5226,12 +4899,6 @@
         </w:tc>
       </w:tr>
       <w:tr>
-        <w:tblPrEx>
-          <w:tblCellMar>
-            <w:top w:w="0" w:type="dxa"/>
-            <w:bottom w:w="0" w:type="dxa"/>
-          </w:tblCellMar>
-        </w:tblPrEx>
         <w:tc>
           <w:tcPr>
             <w:tcW w:w="9360" w:type="dxa"/>
@@ -5263,12 +4930,6 @@
         </w:tc>
       </w:tr>
       <w:tr>
-        <w:tblPrEx>
-          <w:tblCellMar>
-            <w:top w:w="0" w:type="dxa"/>
-            <w:bottom w:w="0" w:type="dxa"/>
-          </w:tblCellMar>
-        </w:tblPrEx>
         <w:tc>
           <w:tcPr>
             <w:tcW w:w="9360" w:type="dxa"/>
@@ -5300,12 +4961,6 @@
         </w:tc>
       </w:tr>
       <w:tr>
-        <w:tblPrEx>
-          <w:tblCellMar>
-            <w:top w:w="0" w:type="dxa"/>
-            <w:bottom w:w="0" w:type="dxa"/>
-          </w:tblCellMar>
-        </w:tblPrEx>
         <w:tc>
           <w:tcPr>
             <w:tcW w:w="9360" w:type="dxa"/>
@@ -5337,12 +4992,6 @@
         </w:tc>
       </w:tr>
       <w:tr>
-        <w:tblPrEx>
-          <w:tblCellMar>
-            <w:top w:w="0" w:type="dxa"/>
-            <w:bottom w:w="0" w:type="dxa"/>
-          </w:tblCellMar>
-        </w:tblPrEx>
         <w:tc>
           <w:tcPr>
             <w:tcW w:w="9360" w:type="dxa"/>
@@ -5374,12 +5023,6 @@
         </w:tc>
       </w:tr>
       <w:tr>
-        <w:tblPrEx>
-          <w:tblCellMar>
-            <w:top w:w="0" w:type="dxa"/>
-            <w:bottom w:w="0" w:type="dxa"/>
-          </w:tblCellMar>
-        </w:tblPrEx>
         <w:tc>
           <w:tcPr>
             <w:tcW w:w="9360" w:type="dxa"/>
@@ -5411,12 +5054,6 @@
         </w:tc>
       </w:tr>
       <w:tr>
-        <w:tblPrEx>
-          <w:tblCellMar>
-            <w:top w:w="0" w:type="dxa"/>
-            <w:bottom w:w="0" w:type="dxa"/>
-          </w:tblCellMar>
-        </w:tblPrEx>
         <w:tc>
           <w:tcPr>
             <w:tcW w:w="9360" w:type="dxa"/>
@@ -5448,12 +5085,6 @@
         </w:tc>
       </w:tr>
       <w:tr>
-        <w:tblPrEx>
-          <w:tblCellMar>
-            <w:top w:w="0" w:type="dxa"/>
-            <w:bottom w:w="0" w:type="dxa"/>
-          </w:tblCellMar>
-        </w:tblPrEx>
         <w:tc>
           <w:tcPr>
             <w:tcW w:w="9360" w:type="dxa"/>
@@ -5475,12 +5106,6 @@
         </w:tc>
       </w:tr>
       <w:tr>
-        <w:tblPrEx>
-          <w:tblCellMar>
-            <w:top w:w="0" w:type="dxa"/>
-            <w:bottom w:w="0" w:type="dxa"/>
-          </w:tblCellMar>
-        </w:tblPrEx>
         <w:tc>
           <w:tcPr>
             <w:tcW w:w="9360" w:type="dxa"/>
@@ -5512,12 +5137,6 @@
         </w:tc>
       </w:tr>
       <w:tr>
-        <w:tblPrEx>
-          <w:tblCellMar>
-            <w:top w:w="0" w:type="dxa"/>
-            <w:bottom w:w="0" w:type="dxa"/>
-          </w:tblCellMar>
-        </w:tblPrEx>
         <w:tc>
           <w:tcPr>
             <w:tcW w:w="9360" w:type="dxa"/>
@@ -5549,12 +5168,6 @@
         </w:tc>
       </w:tr>
       <w:tr>
-        <w:tblPrEx>
-          <w:tblCellMar>
-            <w:top w:w="0" w:type="dxa"/>
-            <w:bottom w:w="0" w:type="dxa"/>
-          </w:tblCellMar>
-        </w:tblPrEx>
         <w:tc>
           <w:tcPr>
             <w:tcW w:w="9360" w:type="dxa"/>
@@ -5586,12 +5199,6 @@
         </w:tc>
       </w:tr>
       <w:tr>
-        <w:tblPrEx>
-          <w:tblCellMar>
-            <w:top w:w="0" w:type="dxa"/>
-            <w:bottom w:w="0" w:type="dxa"/>
-          </w:tblCellMar>
-        </w:tblPrEx>
         <w:tc>
           <w:tcPr>
             <w:tcW w:w="9360" w:type="dxa"/>
@@ -5623,12 +5230,6 @@
         </w:tc>
       </w:tr>
       <w:tr>
-        <w:tblPrEx>
-          <w:tblCellMar>
-            <w:top w:w="0" w:type="dxa"/>
-            <w:bottom w:w="0" w:type="dxa"/>
-          </w:tblCellMar>
-        </w:tblPrEx>
         <w:tc>
           <w:tcPr>
             <w:tcW w:w="9360" w:type="dxa"/>
@@ -5660,12 +5261,6 @@
         </w:tc>
       </w:tr>
       <w:tr>
-        <w:tblPrEx>
-          <w:tblCellMar>
-            <w:top w:w="0" w:type="dxa"/>
-            <w:bottom w:w="0" w:type="dxa"/>
-          </w:tblCellMar>
-        </w:tblPrEx>
         <w:tc>
           <w:tcPr>
             <w:tcW w:w="9360" w:type="dxa"/>
@@ -5691,18 +5286,13 @@
                 <w:sz w:val="20"/>
                 <w:szCs w:val="20"/>
               </w:rPr>
+              <w:lastRenderedPageBreak/>
               <w:t>('T004','Umbrella Co','North America','Analytics','175000','2025-02-25','Carol'),</w:t>
             </w:r>
           </w:p>
         </w:tc>
       </w:tr>
       <w:tr>
-        <w:tblPrEx>
-          <w:tblCellMar>
-            <w:top w:w="0" w:type="dxa"/>
-            <w:bottom w:w="0" w:type="dxa"/>
-          </w:tblCellMar>
-        </w:tblPrEx>
         <w:tc>
           <w:tcPr>
             <w:tcW w:w="9360" w:type="dxa"/>
@@ -5728,19 +5318,12 @@
                 <w:sz w:val="20"/>
                 <w:szCs w:val="20"/>
               </w:rPr>
-              <w:lastRenderedPageBreak/>
               <w:t>('T005','Vandelay Ind','Europe','Cloud','88000','2025-03-05','Bob'),</w:t>
             </w:r>
           </w:p>
         </w:tc>
       </w:tr>
       <w:tr>
-        <w:tblPrEx>
-          <w:tblCellMar>
-            <w:top w:w="0" w:type="dxa"/>
-            <w:bottom w:w="0" w:type="dxa"/>
-          </w:tblCellMar>
-        </w:tblPrEx>
         <w:tc>
           <w:tcPr>
             <w:tcW w:w="9360" w:type="dxa"/>
@@ -5772,12 +5355,6 @@
         </w:tc>
       </w:tr>
       <w:tr>
-        <w:tblPrEx>
-          <w:tblCellMar>
-            <w:top w:w="0" w:type="dxa"/>
-            <w:bottom w:w="0" w:type="dxa"/>
-          </w:tblCellMar>
-        </w:tblPrEx>
         <w:tc>
           <w:tcPr>
             <w:tcW w:w="9360" w:type="dxa"/>
@@ -5809,12 +5386,6 @@
         </w:tc>
       </w:tr>
       <w:tr>
-        <w:tblPrEx>
-          <w:tblCellMar>
-            <w:top w:w="0" w:type="dxa"/>
-            <w:bottom w:w="0" w:type="dxa"/>
-          </w:tblCellMar>
-        </w:tblPrEx>
         <w:tc>
           <w:tcPr>
             <w:tcW w:w="9360" w:type="dxa"/>
@@ -5985,12 +5556,6 @@
         <w:gridCol w:w="9360"/>
       </w:tblGrid>
       <w:tr>
-        <w:tblPrEx>
-          <w:tblCellMar>
-            <w:top w:w="0" w:type="dxa"/>
-            <w:bottom w:w="0" w:type="dxa"/>
-          </w:tblCellMar>
-        </w:tblPrEx>
         <w:tc>
           <w:tcPr>
             <w:tcW w:w="9360" w:type="dxa"/>
@@ -6021,12 +5586,6 @@
         </w:tc>
       </w:tr>
       <w:tr>
-        <w:tblPrEx>
-          <w:tblCellMar>
-            <w:top w:w="0" w:type="dxa"/>
-            <w:bottom w:w="0" w:type="dxa"/>
-          </w:tblCellMar>
-        </w:tblPrEx>
         <w:tc>
           <w:tcPr>
             <w:tcW w:w="9360" w:type="dxa"/>
@@ -6052,12 +5611,6 @@
         </w:tc>
       </w:tr>
       <w:tr>
-        <w:tblPrEx>
-          <w:tblCellMar>
-            <w:top w:w="0" w:type="dxa"/>
-            <w:bottom w:w="0" w:type="dxa"/>
-          </w:tblCellMar>
-        </w:tblPrEx>
         <w:tc>
           <w:tcPr>
             <w:tcW w:w="9360" w:type="dxa"/>
@@ -6083,12 +5636,6 @@
         </w:tc>
       </w:tr>
       <w:tr>
-        <w:tblPrEx>
-          <w:tblCellMar>
-            <w:top w:w="0" w:type="dxa"/>
-            <w:bottom w:w="0" w:type="dxa"/>
-          </w:tblCellMar>
-        </w:tblPrEx>
         <w:tc>
           <w:tcPr>
             <w:tcW w:w="9360" w:type="dxa"/>
@@ -6114,12 +5661,6 @@
         </w:tc>
       </w:tr>
       <w:tr>
-        <w:tblPrEx>
-          <w:tblCellMar>
-            <w:top w:w="0" w:type="dxa"/>
-            <w:bottom w:w="0" w:type="dxa"/>
-          </w:tblCellMar>
-        </w:tblPrEx>
         <w:tc>
           <w:tcPr>
             <w:tcW w:w="9360" w:type="dxa"/>
@@ -6284,12 +5825,6 @@
         <w:gridCol w:w="9360"/>
       </w:tblGrid>
       <w:tr>
-        <w:tblPrEx>
-          <w:tblCellMar>
-            <w:top w:w="0" w:type="dxa"/>
-            <w:bottom w:w="0" w:type="dxa"/>
-          </w:tblCellMar>
-        </w:tblPrEx>
         <w:tc>
           <w:tcPr>
             <w:tcW w:w="9360" w:type="dxa"/>
@@ -6320,12 +5855,6 @@
         </w:tc>
       </w:tr>
       <w:tr>
-        <w:tblPrEx>
-          <w:tblCellMar>
-            <w:top w:w="0" w:type="dxa"/>
-            <w:bottom w:w="0" w:type="dxa"/>
-          </w:tblCellMar>
-        </w:tblPrEx>
         <w:tc>
           <w:tcPr>
             <w:tcW w:w="9360" w:type="dxa"/>
@@ -6351,12 +5880,6 @@
         </w:tc>
       </w:tr>
       <w:tr>
-        <w:tblPrEx>
-          <w:tblCellMar>
-            <w:top w:w="0" w:type="dxa"/>
-            <w:bottom w:w="0" w:type="dxa"/>
-          </w:tblCellMar>
-        </w:tblPrEx>
         <w:tc>
           <w:tcPr>
             <w:tcW w:w="9360" w:type="dxa"/>
@@ -6382,12 +5905,6 @@
         </w:tc>
       </w:tr>
       <w:tr>
-        <w:tblPrEx>
-          <w:tblCellMar>
-            <w:top w:w="0" w:type="dxa"/>
-            <w:bottom w:w="0" w:type="dxa"/>
-          </w:tblCellMar>
-        </w:tblPrEx>
         <w:tc>
           <w:tcPr>
             <w:tcW w:w="9360" w:type="dxa"/>
@@ -6413,12 +5930,6 @@
         </w:tc>
       </w:tr>
       <w:tr>
-        <w:tblPrEx>
-          <w:tblCellMar>
-            <w:top w:w="0" w:type="dxa"/>
-            <w:bottom w:w="0" w:type="dxa"/>
-          </w:tblCellMar>
-        </w:tblPrEx>
         <w:tc>
           <w:tcPr>
             <w:tcW w:w="9360" w:type="dxa"/>
@@ -6438,18 +5949,13 @@
           </w:tcPr>
           <w:p>
             <w:r>
+              <w:lastRenderedPageBreak/>
               <w:t xml:space="preserve">   CURRENT_ROLE() = 'SYSADMIN'</w:t>
             </w:r>
           </w:p>
         </w:tc>
       </w:tr>
       <w:tr>
-        <w:tblPrEx>
-          <w:tblCellMar>
-            <w:top w:w="0" w:type="dxa"/>
-            <w:bottom w:w="0" w:type="dxa"/>
-          </w:tblCellMar>
-        </w:tblPrEx>
         <w:tc>
           <w:tcPr>
             <w:tcW w:w="9360" w:type="dxa"/>
@@ -6469,19 +5975,12 @@
           </w:tcPr>
           <w:p>
             <w:r>
-              <w:lastRenderedPageBreak/>
               <w:t xml:space="preserve">   OR REGION = CURRENT_USER();</w:t>
             </w:r>
           </w:p>
         </w:tc>
       </w:tr>
       <w:tr>
-        <w:tblPrEx>
-          <w:tblCellMar>
-            <w:top w:w="0" w:type="dxa"/>
-            <w:bottom w:w="0" w:type="dxa"/>
-          </w:tblCellMar>
-        </w:tblPrEx>
         <w:tc>
           <w:tcPr>
             <w:tcW w:w="9360" w:type="dxa"/>
@@ -6503,12 +6002,6 @@
         </w:tc>
       </w:tr>
       <w:tr>
-        <w:tblPrEx>
-          <w:tblCellMar>
-            <w:top w:w="0" w:type="dxa"/>
-            <w:bottom w:w="0" w:type="dxa"/>
-          </w:tblCellMar>
-        </w:tblPrEx>
         <w:tc>
           <w:tcPr>
             <w:tcW w:w="9360" w:type="dxa"/>
@@ -6534,12 +6027,6 @@
         </w:tc>
       </w:tr>
       <w:tr>
-        <w:tblPrEx>
-          <w:tblCellMar>
-            <w:top w:w="0" w:type="dxa"/>
-            <w:bottom w:w="0" w:type="dxa"/>
-          </w:tblCellMar>
-        </w:tblPrEx>
         <w:tc>
           <w:tcPr>
             <w:tcW w:w="9360" w:type="dxa"/>
@@ -6565,12 +6052,6 @@
         </w:tc>
       </w:tr>
       <w:tr>
-        <w:tblPrEx>
-          <w:tblCellMar>
-            <w:top w:w="0" w:type="dxa"/>
-            <w:bottom w:w="0" w:type="dxa"/>
-          </w:tblCellMar>
-        </w:tblPrEx>
         <w:tc>
           <w:tcPr>
             <w:tcW w:w="9360" w:type="dxa"/>
@@ -6722,12 +6203,6 @@
         <w:gridCol w:w="9360"/>
       </w:tblGrid>
       <w:tr>
-        <w:tblPrEx>
-          <w:tblCellMar>
-            <w:top w:w="0" w:type="dxa"/>
-            <w:bottom w:w="0" w:type="dxa"/>
-          </w:tblCellMar>
-        </w:tblPrEx>
         <w:tc>
           <w:tcPr>
             <w:tcW w:w="9360" w:type="dxa"/>
@@ -6758,12 +6233,6 @@
         </w:tc>
       </w:tr>
       <w:tr>
-        <w:tblPrEx>
-          <w:tblCellMar>
-            <w:top w:w="0" w:type="dxa"/>
-            <w:bottom w:w="0" w:type="dxa"/>
-          </w:tblCellMar>
-        </w:tblPrEx>
         <w:tc>
           <w:tcPr>
             <w:tcW w:w="9360" w:type="dxa"/>
@@ -6789,12 +6258,6 @@
         </w:tc>
       </w:tr>
       <w:tr>
-        <w:tblPrEx>
-          <w:tblCellMar>
-            <w:top w:w="0" w:type="dxa"/>
-            <w:bottom w:w="0" w:type="dxa"/>
-          </w:tblCellMar>
-        </w:tblPrEx>
         <w:tc>
           <w:tcPr>
             <w:tcW w:w="9360" w:type="dxa"/>
@@ -6820,12 +6283,6 @@
         </w:tc>
       </w:tr>
       <w:tr>
-        <w:tblPrEx>
-          <w:tblCellMar>
-            <w:top w:w="0" w:type="dxa"/>
-            <w:bottom w:w="0" w:type="dxa"/>
-          </w:tblCellMar>
-        </w:tblPrEx>
         <w:tc>
           <w:tcPr>
             <w:tcW w:w="9360" w:type="dxa"/>
@@ -6977,12 +6434,6 @@
         <w:gridCol w:w="9360"/>
       </w:tblGrid>
       <w:tr>
-        <w:tblPrEx>
-          <w:tblCellMar>
-            <w:top w:w="0" w:type="dxa"/>
-            <w:bottom w:w="0" w:type="dxa"/>
-          </w:tblCellMar>
-        </w:tblPrEx>
         <w:tc>
           <w:tcPr>
             <w:tcW w:w="9360" w:type="dxa"/>
@@ -7014,12 +6465,6 @@
         </w:tc>
       </w:tr>
       <w:tr>
-        <w:tblPrEx>
-          <w:tblCellMar>
-            <w:top w:w="0" w:type="dxa"/>
-            <w:bottom w:w="0" w:type="dxa"/>
-          </w:tblCellMar>
-        </w:tblPrEx>
         <w:tc>
           <w:tcPr>
             <w:tcW w:w="9360" w:type="dxa"/>
@@ -7051,12 +6496,6 @@
         </w:tc>
       </w:tr>
       <w:tr>
-        <w:tblPrEx>
-          <w:tblCellMar>
-            <w:top w:w="0" w:type="dxa"/>
-            <w:bottom w:w="0" w:type="dxa"/>
-          </w:tblCellMar>
-        </w:tblPrEx>
         <w:tc>
           <w:tcPr>
             <w:tcW w:w="9360" w:type="dxa"/>
@@ -7088,12 +6527,6 @@
         </w:tc>
       </w:tr>
       <w:tr>
-        <w:tblPrEx>
-          <w:tblCellMar>
-            <w:top w:w="0" w:type="dxa"/>
-            <w:bottom w:w="0" w:type="dxa"/>
-          </w:tblCellMar>
-        </w:tblPrEx>
         <w:tc>
           <w:tcPr>
             <w:tcW w:w="9360" w:type="dxa"/>
@@ -7130,6 +6563,7 @@
         <w:spacing w:before="40" w:after="40"/>
       </w:pPr>
       <w:r>
+        <w:lastRenderedPageBreak/>
         <w:t xml:space="preserve"> </w:t>
       </w:r>
     </w:p>
@@ -7138,7 +6572,6 @@
         <w:pStyle w:val="Heading2"/>
       </w:pPr>
       <w:r>
-        <w:lastRenderedPageBreak/>
         <w:t>5.7 Demo Scenario 5 — Artifacts Hub Overview</w:t>
       </w:r>
     </w:p>
@@ -7278,12 +6711,6 @@
         <w:gridCol w:w="4680"/>
       </w:tblGrid>
       <w:tr>
-        <w:tblPrEx>
-          <w:tblCellMar>
-            <w:top w:w="0" w:type="dxa"/>
-            <w:bottom w:w="0" w:type="dxa"/>
-          </w:tblCellMar>
-        </w:tblPrEx>
         <w:trPr>
           <w:tblHeader/>
         </w:trPr>
@@ -7345,12 +6772,6 @@
         </w:tc>
       </w:tr>
       <w:tr>
-        <w:tblPrEx>
-          <w:tblCellMar>
-            <w:top w:w="0" w:type="dxa"/>
-            <w:bottom w:w="0" w:type="dxa"/>
-          </w:tblCellMar>
-        </w:tblPrEx>
         <w:tc>
           <w:tcPr>
             <w:tcW w:w="4680" w:type="dxa"/>
@@ -7407,12 +6828,6 @@
         </w:tc>
       </w:tr>
       <w:tr>
-        <w:tblPrEx>
-          <w:tblCellMar>
-            <w:top w:w="0" w:type="dxa"/>
-            <w:bottom w:w="0" w:type="dxa"/>
-          </w:tblCellMar>
-        </w:tblPrEx>
         <w:tc>
           <w:tcPr>
             <w:tcW w:w="4680" w:type="dxa"/>
@@ -7469,12 +6884,6 @@
         </w:tc>
       </w:tr>
       <w:tr>
-        <w:tblPrEx>
-          <w:tblCellMar>
-            <w:top w:w="0" w:type="dxa"/>
-            <w:bottom w:w="0" w:type="dxa"/>
-          </w:tblCellMar>
-        </w:tblPrEx>
         <w:tc>
           <w:tcPr>
             <w:tcW w:w="4680" w:type="dxa"/>
@@ -7531,12 +6940,6 @@
         </w:tc>
       </w:tr>
       <w:tr>
-        <w:tblPrEx>
-          <w:tblCellMar>
-            <w:top w:w="0" w:type="dxa"/>
-            <w:bottom w:w="0" w:type="dxa"/>
-          </w:tblCellMar>
-        </w:tblPrEx>
         <w:tc>
           <w:tcPr>
             <w:tcW w:w="4680" w:type="dxa"/>
@@ -7593,12 +6996,6 @@
         </w:tc>
       </w:tr>
       <w:tr>
-        <w:tblPrEx>
-          <w:tblCellMar>
-            <w:top w:w="0" w:type="dxa"/>
-            <w:bottom w:w="0" w:type="dxa"/>
-          </w:tblCellMar>
-        </w:tblPrEx>
         <w:tc>
           <w:tcPr>
             <w:tcW w:w="4680" w:type="dxa"/>
@@ -7655,12 +7052,6 @@
         </w:tc>
       </w:tr>
       <w:tr>
-        <w:tblPrEx>
-          <w:tblCellMar>
-            <w:top w:w="0" w:type="dxa"/>
-            <w:bottom w:w="0" w:type="dxa"/>
-          </w:tblCellMar>
-        </w:tblPrEx>
         <w:tc>
           <w:tcPr>
             <w:tcW w:w="4680" w:type="dxa"/>
@@ -7867,12 +7258,6 @@
         <w:gridCol w:w="3580"/>
       </w:tblGrid>
       <w:tr>
-        <w:tblPrEx>
-          <w:tblCellMar>
-            <w:top w:w="0" w:type="dxa"/>
-            <w:bottom w:w="0" w:type="dxa"/>
-          </w:tblCellMar>
-        </w:tblPrEx>
         <w:trPr>
           <w:tblHeader/>
         </w:trPr>
@@ -7962,12 +7347,6 @@
         </w:tc>
       </w:tr>
       <w:tr>
-        <w:tblPrEx>
-          <w:tblCellMar>
-            <w:top w:w="0" w:type="dxa"/>
-            <w:bottom w:w="0" w:type="dxa"/>
-          </w:tblCellMar>
-        </w:tblPrEx>
         <w:tc>
           <w:tcPr>
             <w:tcW w:w="2200" w:type="dxa"/>
@@ -8051,12 +7430,6 @@
         </w:tc>
       </w:tr>
       <w:tr>
-        <w:tblPrEx>
-          <w:tblCellMar>
-            <w:top w:w="0" w:type="dxa"/>
-            <w:bottom w:w="0" w:type="dxa"/>
-          </w:tblCellMar>
-        </w:tblPrEx>
         <w:tc>
           <w:tcPr>
             <w:tcW w:w="2200" w:type="dxa"/>
@@ -8140,12 +7513,6 @@
         </w:tc>
       </w:tr>
       <w:tr>
-        <w:tblPrEx>
-          <w:tblCellMar>
-            <w:top w:w="0" w:type="dxa"/>
-            <w:bottom w:w="0" w:type="dxa"/>
-          </w:tblCellMar>
-        </w:tblPrEx>
         <w:tc>
           <w:tcPr>
             <w:tcW w:w="2200" w:type="dxa"/>
@@ -8229,12 +7596,6 @@
         </w:tc>
       </w:tr>
       <w:tr>
-        <w:tblPrEx>
-          <w:tblCellMar>
-            <w:top w:w="0" w:type="dxa"/>
-            <w:bottom w:w="0" w:type="dxa"/>
-          </w:tblCellMar>
-        </w:tblPrEx>
         <w:tc>
           <w:tcPr>
             <w:tcW w:w="2200" w:type="dxa"/>
@@ -8318,12 +7679,6 @@
         </w:tc>
       </w:tr>
       <w:tr>
-        <w:tblPrEx>
-          <w:tblCellMar>
-            <w:top w:w="0" w:type="dxa"/>
-            <w:bottom w:w="0" w:type="dxa"/>
-          </w:tblCellMar>
-        </w:tblPrEx>
         <w:tc>
           <w:tcPr>
             <w:tcW w:w="2200" w:type="dxa"/>
@@ -8407,12 +7762,6 @@
         </w:tc>
       </w:tr>
       <w:tr>
-        <w:tblPrEx>
-          <w:tblCellMar>
-            <w:top w:w="0" w:type="dxa"/>
-            <w:bottom w:w="0" w:type="dxa"/>
-          </w:tblCellMar>
-        </w:tblPrEx>
         <w:tc>
           <w:tcPr>
             <w:tcW w:w="2200" w:type="dxa"/>
@@ -8496,12 +7845,6 @@
         </w:tc>
       </w:tr>
       <w:tr>
-        <w:tblPrEx>
-          <w:tblCellMar>
-            <w:top w:w="0" w:type="dxa"/>
-            <w:bottom w:w="0" w:type="dxa"/>
-          </w:tblCellMar>
-        </w:tblPrEx>
         <w:tc>
           <w:tcPr>
             <w:tcW w:w="2200" w:type="dxa"/>
@@ -8585,12 +7928,6 @@
         </w:tc>
       </w:tr>
       <w:tr>
-        <w:tblPrEx>
-          <w:tblCellMar>
-            <w:top w:w="0" w:type="dxa"/>
-            <w:bottom w:w="0" w:type="dxa"/>
-          </w:tblCellMar>
-        </w:tblPrEx>
         <w:tc>
           <w:tcPr>
             <w:tcW w:w="2200" w:type="dxa"/>
@@ -8674,12 +8011,6 @@
         </w:tc>
       </w:tr>
       <w:tr>
-        <w:tblPrEx>
-          <w:tblCellMar>
-            <w:top w:w="0" w:type="dxa"/>
-            <w:bottom w:w="0" w:type="dxa"/>
-          </w:tblCellMar>
-        </w:tblPrEx>
         <w:tc>
           <w:tcPr>
             <w:tcW w:w="2200" w:type="dxa"/>
@@ -8758,616 +8089,6 @@
                 <w:szCs w:val="21"/>
               </w:rPr>
               <w:t>Fluid — ask a new question, save as a new artifact</w:t>
-            </w:r>
-          </w:p>
-        </w:tc>
-      </w:tr>
-    </w:tbl>
-    <w:p>
-      <w:r>
-        <w:br w:type="page"/>
-      </w:r>
-    </w:p>
-    <w:p>
-      <w:pPr>
-        <w:pStyle w:val="Heading1"/>
-        <w:pBdr>
-          <w:bottom w:val="single" w:sz="6" w:space="6" w:color="2E75B6"/>
-        </w:pBdr>
-      </w:pPr>
-      <w:r>
-        <w:lastRenderedPageBreak/>
-        <w:t>8. Suggested 2-Hour Session Agenda</w:t>
-      </w:r>
-    </w:p>
-    <w:p>
-      <w:pPr>
-        <w:spacing w:before="40" w:after="40"/>
-      </w:pPr>
-      <w:r>
-        <w:t xml:space="preserve"> </w:t>
-      </w:r>
-    </w:p>
-    <w:tbl>
-      <w:tblPr>
-        <w:tblW w:w="9360" w:type="dxa"/>
-        <w:tblBorders>
-          <w:top w:val="single" w:sz="4" w:space="0" w:color="auto"/>
-          <w:left w:val="single" w:sz="4" w:space="0" w:color="auto"/>
-          <w:bottom w:val="single" w:sz="4" w:space="0" w:color="auto"/>
-          <w:right w:val="single" w:sz="4" w:space="0" w:color="auto"/>
-          <w:insideH w:val="single" w:sz="4" w:space="0" w:color="auto"/>
-          <w:insideV w:val="single" w:sz="4" w:space="0" w:color="auto"/>
-        </w:tblBorders>
-        <w:tblCellMar>
-          <w:left w:w="10" w:type="dxa"/>
-          <w:right w:w="10" w:type="dxa"/>
-        </w:tblCellMar>
-        <w:tblLook w:val="04A0" w:firstRow="1" w:lastRow="0" w:firstColumn="1" w:lastColumn="0" w:noHBand="0" w:noVBand="1"/>
-      </w:tblPr>
-      <w:tblGrid>
-        <w:gridCol w:w="4680"/>
-        <w:gridCol w:w="4680"/>
-      </w:tblGrid>
-      <w:tr>
-        <w:tblPrEx>
-          <w:tblCellMar>
-            <w:top w:w="0" w:type="dxa"/>
-            <w:bottom w:w="0" w:type="dxa"/>
-          </w:tblCellMar>
-        </w:tblPrEx>
-        <w:trPr>
-          <w:tblHeader/>
-        </w:trPr>
-        <w:tc>
-          <w:tcPr>
-            <w:tcW w:w="4680" w:type="dxa"/>
-            <w:tcBorders>
-              <w:top w:val="single" w:sz="1" w:space="0" w:color="CCCCCC"/>
-              <w:left w:val="single" w:sz="1" w:space="0" w:color="CCCCCC"/>
-              <w:bottom w:val="single" w:sz="1" w:space="0" w:color="CCCCCC"/>
-              <w:right w:val="single" w:sz="1" w:space="0" w:color="CCCCCC"/>
-            </w:tcBorders>
-            <w:shd w:val="clear" w:color="auto" w:fill="1B3A6B"/>
-            <w:tcMar>
-              <w:top w:w="100" w:type="dxa"/>
-              <w:left w:w="140" w:type="dxa"/>
-              <w:bottom w:w="100" w:type="dxa"/>
-              <w:right w:w="140" w:type="dxa"/>
-            </w:tcMar>
-          </w:tcPr>
-          <w:p>
-            <w:r>
-              <w:rPr>
-                <w:b/>
-                <w:bCs/>
-                <w:color w:val="FFFFFF"/>
-              </w:rPr>
-              <w:t>Time</w:t>
-            </w:r>
-          </w:p>
-        </w:tc>
-        <w:tc>
-          <w:tcPr>
-            <w:tcW w:w="4680" w:type="dxa"/>
-            <w:tcBorders>
-              <w:top w:val="single" w:sz="1" w:space="0" w:color="CCCCCC"/>
-              <w:left w:val="single" w:sz="1" w:space="0" w:color="CCCCCC"/>
-              <w:bottom w:val="single" w:sz="1" w:space="0" w:color="CCCCCC"/>
-              <w:right w:val="single" w:sz="1" w:space="0" w:color="CCCCCC"/>
-            </w:tcBorders>
-            <w:shd w:val="clear" w:color="auto" w:fill="1B3A6B"/>
-            <w:tcMar>
-              <w:top w:w="100" w:type="dxa"/>
-              <w:left w:w="140" w:type="dxa"/>
-              <w:bottom w:w="100" w:type="dxa"/>
-              <w:right w:w="140" w:type="dxa"/>
-            </w:tcMar>
-          </w:tcPr>
-          <w:p>
-            <w:r>
-              <w:rPr>
-                <w:b/>
-                <w:bCs/>
-                <w:color w:val="FFFFFF"/>
-              </w:rPr>
-              <w:t>Topic</w:t>
-            </w:r>
-          </w:p>
-        </w:tc>
-      </w:tr>
-      <w:tr>
-        <w:tblPrEx>
-          <w:tblCellMar>
-            <w:top w:w="0" w:type="dxa"/>
-            <w:bottom w:w="0" w:type="dxa"/>
-          </w:tblCellMar>
-        </w:tblPrEx>
-        <w:tc>
-          <w:tcPr>
-            <w:tcW w:w="4680" w:type="dxa"/>
-            <w:tcBorders>
-              <w:top w:val="single" w:sz="1" w:space="0" w:color="CCCCCC"/>
-              <w:left w:val="single" w:sz="1" w:space="0" w:color="CCCCCC"/>
-              <w:bottom w:val="single" w:sz="1" w:space="0" w:color="CCCCCC"/>
-              <w:right w:val="single" w:sz="1" w:space="0" w:color="CCCCCC"/>
-            </w:tcBorders>
-            <w:shd w:val="clear" w:color="auto" w:fill="FFFFFF"/>
-            <w:tcMar>
-              <w:top w:w="80" w:type="dxa"/>
-              <w:left w:w="140" w:type="dxa"/>
-              <w:bottom w:w="80" w:type="dxa"/>
-              <w:right w:w="140" w:type="dxa"/>
-            </w:tcMar>
-          </w:tcPr>
-          <w:p>
-            <w:r>
-              <w:rPr>
-                <w:sz w:val="21"/>
-                <w:szCs w:val="21"/>
-              </w:rPr>
-              <w:t>0:00 – 0:15</w:t>
-            </w:r>
-          </w:p>
-        </w:tc>
-        <w:tc>
-          <w:tcPr>
-            <w:tcW w:w="4680" w:type="dxa"/>
-            <w:tcBorders>
-              <w:top w:val="single" w:sz="1" w:space="0" w:color="CCCCCC"/>
-              <w:left w:val="single" w:sz="1" w:space="0" w:color="CCCCCC"/>
-              <w:bottom w:val="single" w:sz="1" w:space="0" w:color="CCCCCC"/>
-              <w:right w:val="single" w:sz="1" w:space="0" w:color="CCCCCC"/>
-            </w:tcBorders>
-            <w:shd w:val="clear" w:color="auto" w:fill="FFFFFF"/>
-            <w:tcMar>
-              <w:top w:w="80" w:type="dxa"/>
-              <w:left w:w="140" w:type="dxa"/>
-              <w:bottom w:w="80" w:type="dxa"/>
-              <w:right w:w="140" w:type="dxa"/>
-            </w:tcMar>
-          </w:tcPr>
-          <w:p>
-            <w:r>
-              <w:rPr>
-                <w:sz w:val="21"/>
-                <w:szCs w:val="21"/>
-              </w:rPr>
-              <w:t>Introduction: The GenBI Paradigm Shift — from Syntax to Semantics (Section 1)</w:t>
-            </w:r>
-          </w:p>
-        </w:tc>
-      </w:tr>
-      <w:tr>
-        <w:tblPrEx>
-          <w:tblCellMar>
-            <w:top w:w="0" w:type="dxa"/>
-            <w:bottom w:w="0" w:type="dxa"/>
-          </w:tblCellMar>
-        </w:tblPrEx>
-        <w:tc>
-          <w:tcPr>
-            <w:tcW w:w="4680" w:type="dxa"/>
-            <w:tcBorders>
-              <w:top w:val="single" w:sz="1" w:space="0" w:color="CCCCCC"/>
-              <w:left w:val="single" w:sz="1" w:space="0" w:color="CCCCCC"/>
-              <w:bottom w:val="single" w:sz="1" w:space="0" w:color="CCCCCC"/>
-              <w:right w:val="single" w:sz="1" w:space="0" w:color="CCCCCC"/>
-            </w:tcBorders>
-            <w:shd w:val="clear" w:color="auto" w:fill="F5F5F5"/>
-            <w:tcMar>
-              <w:top w:w="80" w:type="dxa"/>
-              <w:left w:w="140" w:type="dxa"/>
-              <w:bottom w:w="80" w:type="dxa"/>
-              <w:right w:w="140" w:type="dxa"/>
-            </w:tcMar>
-          </w:tcPr>
-          <w:p>
-            <w:r>
-              <w:rPr>
-                <w:sz w:val="21"/>
-                <w:szCs w:val="21"/>
-              </w:rPr>
-              <w:t>0:15 – 0:35</w:t>
-            </w:r>
-          </w:p>
-        </w:tc>
-        <w:tc>
-          <w:tcPr>
-            <w:tcW w:w="4680" w:type="dxa"/>
-            <w:tcBorders>
-              <w:top w:val="single" w:sz="1" w:space="0" w:color="CCCCCC"/>
-              <w:left w:val="single" w:sz="1" w:space="0" w:color="CCCCCC"/>
-              <w:bottom w:val="single" w:sz="1" w:space="0" w:color="CCCCCC"/>
-              <w:right w:val="single" w:sz="1" w:space="0" w:color="CCCCCC"/>
-            </w:tcBorders>
-            <w:shd w:val="clear" w:color="auto" w:fill="F5F5F5"/>
-            <w:tcMar>
-              <w:top w:w="80" w:type="dxa"/>
-              <w:left w:w="140" w:type="dxa"/>
-              <w:bottom w:w="80" w:type="dxa"/>
-              <w:right w:w="140" w:type="dxa"/>
-            </w:tcMar>
-          </w:tcPr>
-          <w:p>
-            <w:r>
-              <w:rPr>
-                <w:sz w:val="21"/>
-                <w:szCs w:val="21"/>
-              </w:rPr>
-              <w:t>Snowflake Intelligence Architecture — Agents, Cortex Analyst, Cortex Search (Section 1.3)</w:t>
-            </w:r>
-          </w:p>
-        </w:tc>
-      </w:tr>
-      <w:tr>
-        <w:tblPrEx>
-          <w:tblCellMar>
-            <w:top w:w="0" w:type="dxa"/>
-            <w:bottom w:w="0" w:type="dxa"/>
-          </w:tblCellMar>
-        </w:tblPrEx>
-        <w:tc>
-          <w:tcPr>
-            <w:tcW w:w="4680" w:type="dxa"/>
-            <w:tcBorders>
-              <w:top w:val="single" w:sz="1" w:space="0" w:color="CCCCCC"/>
-              <w:left w:val="single" w:sz="1" w:space="0" w:color="CCCCCC"/>
-              <w:bottom w:val="single" w:sz="1" w:space="0" w:color="CCCCCC"/>
-              <w:right w:val="single" w:sz="1" w:space="0" w:color="CCCCCC"/>
-            </w:tcBorders>
-            <w:shd w:val="clear" w:color="auto" w:fill="FFFFFF"/>
-            <w:tcMar>
-              <w:top w:w="80" w:type="dxa"/>
-              <w:left w:w="140" w:type="dxa"/>
-              <w:bottom w:w="80" w:type="dxa"/>
-              <w:right w:w="140" w:type="dxa"/>
-            </w:tcMar>
-          </w:tcPr>
-          <w:p>
-            <w:r>
-              <w:rPr>
-                <w:sz w:val="21"/>
-                <w:szCs w:val="21"/>
-              </w:rPr>
-              <w:t>0:35 – 0:55</w:t>
-            </w:r>
-          </w:p>
-        </w:tc>
-        <w:tc>
-          <w:tcPr>
-            <w:tcW w:w="4680" w:type="dxa"/>
-            <w:tcBorders>
-              <w:top w:val="single" w:sz="1" w:space="0" w:color="CCCCCC"/>
-              <w:left w:val="single" w:sz="1" w:space="0" w:color="CCCCCC"/>
-              <w:bottom w:val="single" w:sz="1" w:space="0" w:color="CCCCCC"/>
-              <w:right w:val="single" w:sz="1" w:space="0" w:color="CCCCCC"/>
-            </w:tcBorders>
-            <w:shd w:val="clear" w:color="auto" w:fill="FFFFFF"/>
-            <w:tcMar>
-              <w:top w:w="80" w:type="dxa"/>
-              <w:left w:w="140" w:type="dxa"/>
-              <w:bottom w:w="80" w:type="dxa"/>
-              <w:right w:w="140" w:type="dxa"/>
-            </w:tcMar>
-          </w:tcPr>
-          <w:p>
-            <w:r>
-              <w:rPr>
-                <w:sz w:val="21"/>
-                <w:szCs w:val="21"/>
-              </w:rPr>
-              <w:t>Artifacts Deep Dive — Concepts, Lifecycle, Security (Sections 2 &amp; 3)</w:t>
-            </w:r>
-          </w:p>
-        </w:tc>
-      </w:tr>
-      <w:tr>
-        <w:tblPrEx>
-          <w:tblCellMar>
-            <w:top w:w="0" w:type="dxa"/>
-            <w:bottom w:w="0" w:type="dxa"/>
-          </w:tblCellMar>
-        </w:tblPrEx>
-        <w:tc>
-          <w:tcPr>
-            <w:tcW w:w="4680" w:type="dxa"/>
-            <w:tcBorders>
-              <w:top w:val="single" w:sz="1" w:space="0" w:color="CCCCCC"/>
-              <w:left w:val="single" w:sz="1" w:space="0" w:color="CCCCCC"/>
-              <w:bottom w:val="single" w:sz="1" w:space="0" w:color="CCCCCC"/>
-              <w:right w:val="single" w:sz="1" w:space="0" w:color="CCCCCC"/>
-            </w:tcBorders>
-            <w:shd w:val="clear" w:color="auto" w:fill="F5F5F5"/>
-            <w:tcMar>
-              <w:top w:w="80" w:type="dxa"/>
-              <w:left w:w="140" w:type="dxa"/>
-              <w:bottom w:w="80" w:type="dxa"/>
-              <w:right w:w="140" w:type="dxa"/>
-            </w:tcMar>
-          </w:tcPr>
-          <w:p>
-            <w:r>
-              <w:rPr>
-                <w:sz w:val="21"/>
-                <w:szCs w:val="21"/>
-              </w:rPr>
-              <w:t>0:55 – 1:10</w:t>
-            </w:r>
-          </w:p>
-        </w:tc>
-        <w:tc>
-          <w:tcPr>
-            <w:tcW w:w="4680" w:type="dxa"/>
-            <w:tcBorders>
-              <w:top w:val="single" w:sz="1" w:space="0" w:color="CCCCCC"/>
-              <w:left w:val="single" w:sz="1" w:space="0" w:color="CCCCCC"/>
-              <w:bottom w:val="single" w:sz="1" w:space="0" w:color="CCCCCC"/>
-              <w:right w:val="single" w:sz="1" w:space="0" w:color="CCCCCC"/>
-            </w:tcBorders>
-            <w:shd w:val="clear" w:color="auto" w:fill="F5F5F5"/>
-            <w:tcMar>
-              <w:top w:w="80" w:type="dxa"/>
-              <w:left w:w="140" w:type="dxa"/>
-              <w:bottom w:w="80" w:type="dxa"/>
-              <w:right w:w="140" w:type="dxa"/>
-            </w:tcMar>
-          </w:tcPr>
-          <w:p>
-            <w:r>
-              <w:rPr>
-                <w:sz w:val="21"/>
-                <w:szCs w:val="21"/>
-              </w:rPr>
-              <w:t>Live Demo Part 1 — Saving first artifact, exploring the Artifacts Hub (Section 5.3)</w:t>
-            </w:r>
-          </w:p>
-        </w:tc>
-      </w:tr>
-      <w:tr>
-        <w:tblPrEx>
-          <w:tblCellMar>
-            <w:top w:w="0" w:type="dxa"/>
-            <w:bottom w:w="0" w:type="dxa"/>
-          </w:tblCellMar>
-        </w:tblPrEx>
-        <w:tc>
-          <w:tcPr>
-            <w:tcW w:w="4680" w:type="dxa"/>
-            <w:tcBorders>
-              <w:top w:val="single" w:sz="1" w:space="0" w:color="CCCCCC"/>
-              <w:left w:val="single" w:sz="1" w:space="0" w:color="CCCCCC"/>
-              <w:bottom w:val="single" w:sz="1" w:space="0" w:color="CCCCCC"/>
-              <w:right w:val="single" w:sz="1" w:space="0" w:color="CCCCCC"/>
-            </w:tcBorders>
-            <w:shd w:val="clear" w:color="auto" w:fill="FFFFFF"/>
-            <w:tcMar>
-              <w:top w:w="80" w:type="dxa"/>
-              <w:left w:w="140" w:type="dxa"/>
-              <w:bottom w:w="80" w:type="dxa"/>
-              <w:right w:w="140" w:type="dxa"/>
-            </w:tcMar>
-          </w:tcPr>
-          <w:p>
-            <w:r>
-              <w:rPr>
-                <w:sz w:val="21"/>
-                <w:szCs w:val="21"/>
-              </w:rPr>
-              <w:t>1:10 – 1:25</w:t>
-            </w:r>
-          </w:p>
-        </w:tc>
-        <w:tc>
-          <w:tcPr>
-            <w:tcW w:w="4680" w:type="dxa"/>
-            <w:tcBorders>
-              <w:top w:val="single" w:sz="1" w:space="0" w:color="CCCCCC"/>
-              <w:left w:val="single" w:sz="1" w:space="0" w:color="CCCCCC"/>
-              <w:bottom w:val="single" w:sz="1" w:space="0" w:color="CCCCCC"/>
-              <w:right w:val="single" w:sz="1" w:space="0" w:color="CCCCCC"/>
-            </w:tcBorders>
-            <w:shd w:val="clear" w:color="auto" w:fill="FFFFFF"/>
-            <w:tcMar>
-              <w:top w:w="80" w:type="dxa"/>
-              <w:left w:w="140" w:type="dxa"/>
-              <w:bottom w:w="80" w:type="dxa"/>
-              <w:right w:w="140" w:type="dxa"/>
-            </w:tcMar>
-          </w:tcPr>
-          <w:p>
-            <w:r>
-              <w:rPr>
-                <w:sz w:val="21"/>
-                <w:szCs w:val="21"/>
-              </w:rPr>
-              <w:t>Live Demo Part 2 — Sharing + RBAC in action (Section 5.4)</w:t>
-            </w:r>
-          </w:p>
-        </w:tc>
-      </w:tr>
-      <w:tr>
-        <w:tblPrEx>
-          <w:tblCellMar>
-            <w:top w:w="0" w:type="dxa"/>
-            <w:bottom w:w="0" w:type="dxa"/>
-          </w:tblCellMar>
-        </w:tblPrEx>
-        <w:tc>
-          <w:tcPr>
-            <w:tcW w:w="4680" w:type="dxa"/>
-            <w:tcBorders>
-              <w:top w:val="single" w:sz="1" w:space="0" w:color="CCCCCC"/>
-              <w:left w:val="single" w:sz="1" w:space="0" w:color="CCCCCC"/>
-              <w:bottom w:val="single" w:sz="1" w:space="0" w:color="CCCCCC"/>
-              <w:right w:val="single" w:sz="1" w:space="0" w:color="CCCCCC"/>
-            </w:tcBorders>
-            <w:shd w:val="clear" w:color="auto" w:fill="F5F5F5"/>
-            <w:tcMar>
-              <w:top w:w="80" w:type="dxa"/>
-              <w:left w:w="140" w:type="dxa"/>
-              <w:bottom w:w="80" w:type="dxa"/>
-              <w:right w:w="140" w:type="dxa"/>
-            </w:tcMar>
-          </w:tcPr>
-          <w:p>
-            <w:r>
-              <w:rPr>
-                <w:sz w:val="21"/>
-                <w:szCs w:val="21"/>
-              </w:rPr>
-              <w:t>1:25 – 1:35</w:t>
-            </w:r>
-          </w:p>
-        </w:tc>
-        <w:tc>
-          <w:tcPr>
-            <w:tcW w:w="4680" w:type="dxa"/>
-            <w:tcBorders>
-              <w:top w:val="single" w:sz="1" w:space="0" w:color="CCCCCC"/>
-              <w:left w:val="single" w:sz="1" w:space="0" w:color="CCCCCC"/>
-              <w:bottom w:val="single" w:sz="1" w:space="0" w:color="CCCCCC"/>
-              <w:right w:val="single" w:sz="1" w:space="0" w:color="CCCCCC"/>
-            </w:tcBorders>
-            <w:shd w:val="clear" w:color="auto" w:fill="F5F5F5"/>
-            <w:tcMar>
-              <w:top w:w="80" w:type="dxa"/>
-              <w:left w:w="140" w:type="dxa"/>
-              <w:bottom w:w="80" w:type="dxa"/>
-              <w:right w:w="140" w:type="dxa"/>
-            </w:tcMar>
-          </w:tcPr>
-          <w:p>
-            <w:r>
-              <w:rPr>
-                <w:sz w:val="21"/>
-                <w:szCs w:val="21"/>
-              </w:rPr>
-              <w:t>Live Demo Part 3 — Follow-ups and Refresh (Sections 5.5, 5.6)</w:t>
-            </w:r>
-          </w:p>
-        </w:tc>
-      </w:tr>
-      <w:tr>
-        <w:tblPrEx>
-          <w:tblCellMar>
-            <w:top w:w="0" w:type="dxa"/>
-            <w:bottom w:w="0" w:type="dxa"/>
-          </w:tblCellMar>
-        </w:tblPrEx>
-        <w:tc>
-          <w:tcPr>
-            <w:tcW w:w="4680" w:type="dxa"/>
-            <w:tcBorders>
-              <w:top w:val="single" w:sz="1" w:space="0" w:color="CCCCCC"/>
-              <w:left w:val="single" w:sz="1" w:space="0" w:color="CCCCCC"/>
-              <w:bottom w:val="single" w:sz="1" w:space="0" w:color="CCCCCC"/>
-              <w:right w:val="single" w:sz="1" w:space="0" w:color="CCCCCC"/>
-            </w:tcBorders>
-            <w:shd w:val="clear" w:color="auto" w:fill="FFFFFF"/>
-            <w:tcMar>
-              <w:top w:w="80" w:type="dxa"/>
-              <w:left w:w="140" w:type="dxa"/>
-              <w:bottom w:w="80" w:type="dxa"/>
-              <w:right w:w="140" w:type="dxa"/>
-            </w:tcMar>
-          </w:tcPr>
-          <w:p>
-            <w:r>
-              <w:rPr>
-                <w:sz w:val="21"/>
-                <w:szCs w:val="21"/>
-              </w:rPr>
-              <w:t>1:35 – 1:50</w:t>
-            </w:r>
-          </w:p>
-        </w:tc>
-        <w:tc>
-          <w:tcPr>
-            <w:tcW w:w="4680" w:type="dxa"/>
-            <w:tcBorders>
-              <w:top w:val="single" w:sz="1" w:space="0" w:color="CCCCCC"/>
-              <w:left w:val="single" w:sz="1" w:space="0" w:color="CCCCCC"/>
-              <w:bottom w:val="single" w:sz="1" w:space="0" w:color="CCCCCC"/>
-              <w:right w:val="single" w:sz="1" w:space="0" w:color="CCCCCC"/>
-            </w:tcBorders>
-            <w:shd w:val="clear" w:color="auto" w:fill="FFFFFF"/>
-            <w:tcMar>
-              <w:top w:w="80" w:type="dxa"/>
-              <w:left w:w="140" w:type="dxa"/>
-              <w:bottom w:w="80" w:type="dxa"/>
-              <w:right w:w="140" w:type="dxa"/>
-            </w:tcMar>
-          </w:tcPr>
-          <w:p>
-            <w:r>
-              <w:rPr>
-                <w:sz w:val="21"/>
-                <w:szCs w:val="21"/>
-              </w:rPr>
-              <w:t>Real-World Use Cases by Industry (Section 4)</w:t>
-            </w:r>
-          </w:p>
-        </w:tc>
-      </w:tr>
-      <w:tr>
-        <w:tblPrEx>
-          <w:tblCellMar>
-            <w:top w:w="0" w:type="dxa"/>
-            <w:bottom w:w="0" w:type="dxa"/>
-          </w:tblCellMar>
-        </w:tblPrEx>
-        <w:tc>
-          <w:tcPr>
-            <w:tcW w:w="4680" w:type="dxa"/>
-            <w:tcBorders>
-              <w:top w:val="single" w:sz="1" w:space="0" w:color="CCCCCC"/>
-              <w:left w:val="single" w:sz="1" w:space="0" w:color="CCCCCC"/>
-              <w:bottom w:val="single" w:sz="1" w:space="0" w:color="CCCCCC"/>
-              <w:right w:val="single" w:sz="1" w:space="0" w:color="CCCCCC"/>
-            </w:tcBorders>
-            <w:shd w:val="clear" w:color="auto" w:fill="F5F5F5"/>
-            <w:tcMar>
-              <w:top w:w="80" w:type="dxa"/>
-              <w:left w:w="140" w:type="dxa"/>
-              <w:bottom w:w="80" w:type="dxa"/>
-              <w:right w:w="140" w:type="dxa"/>
-            </w:tcMar>
-          </w:tcPr>
-          <w:p>
-            <w:r>
-              <w:rPr>
-                <w:sz w:val="21"/>
-                <w:szCs w:val="21"/>
-              </w:rPr>
-              <w:t>1:50 – 2:00</w:t>
-            </w:r>
-          </w:p>
-        </w:tc>
-        <w:tc>
-          <w:tcPr>
-            <w:tcW w:w="4680" w:type="dxa"/>
-            <w:tcBorders>
-              <w:top w:val="single" w:sz="1" w:space="0" w:color="CCCCCC"/>
-              <w:left w:val="single" w:sz="1" w:space="0" w:color="CCCCCC"/>
-              <w:bottom w:val="single" w:sz="1" w:space="0" w:color="CCCCCC"/>
-              <w:right w:val="single" w:sz="1" w:space="0" w:color="CCCCCC"/>
-            </w:tcBorders>
-            <w:shd w:val="clear" w:color="auto" w:fill="F5F5F5"/>
-            <w:tcMar>
-              <w:top w:w="80" w:type="dxa"/>
-              <w:left w:w="140" w:type="dxa"/>
-              <w:bottom w:w="80" w:type="dxa"/>
-              <w:right w:w="140" w:type="dxa"/>
-            </w:tcMar>
-          </w:tcPr>
-          <w:p>
-            <w:r>
-              <w:rPr>
-                <w:sz w:val="21"/>
-                <w:szCs w:val="21"/>
-              </w:rPr>
-              <w:t>Limitations, Roadmap, Q&amp;A (Section 6)</w:t>
             </w:r>
           </w:p>
         </w:tc>
@@ -9733,12 +8454,6 @@
         <w:gridCol w:w="9360"/>
       </w:tblGrid>
       <w:tr>
-        <w:tblPrEx>
-          <w:tblCellMar>
-            <w:top w:w="0" w:type="dxa"/>
-            <w:bottom w:w="0" w:type="dxa"/>
-          </w:tblCellMar>
-        </w:tblPrEx>
         <w:tc>
           <w:tcPr>
             <w:tcW w:w="9360" w:type="dxa"/>
@@ -9769,12 +8484,6 @@
         </w:tc>
       </w:tr>
       <w:tr>
-        <w:tblPrEx>
-          <w:tblCellMar>
-            <w:top w:w="0" w:type="dxa"/>
-            <w:bottom w:w="0" w:type="dxa"/>
-          </w:tblCellMar>
-        </w:tblPrEx>
         <w:tc>
           <w:tcPr>
             <w:tcW w:w="9360" w:type="dxa"/>
@@ -9800,12 +8509,6 @@
         </w:tc>
       </w:tr>
       <w:tr>
-        <w:tblPrEx>
-          <w:tblCellMar>
-            <w:top w:w="0" w:type="dxa"/>
-            <w:bottom w:w="0" w:type="dxa"/>
-          </w:tblCellMar>
-        </w:tblPrEx>
         <w:tc>
           <w:tcPr>
             <w:tcW w:w="9360" w:type="dxa"/>
@@ -9831,12 +8534,6 @@
         </w:tc>
       </w:tr>
       <w:tr>
-        <w:tblPrEx>
-          <w:tblCellMar>
-            <w:top w:w="0" w:type="dxa"/>
-            <w:bottom w:w="0" w:type="dxa"/>
-          </w:tblCellMar>
-        </w:tblPrEx>
         <w:tc>
           <w:tcPr>
             <w:tcW w:w="9360" w:type="dxa"/>
@@ -9862,12 +8559,6 @@
         </w:tc>
       </w:tr>
       <w:tr>
-        <w:tblPrEx>
-          <w:tblCellMar>
-            <w:top w:w="0" w:type="dxa"/>
-            <w:bottom w:w="0" w:type="dxa"/>
-          </w:tblCellMar>
-        </w:tblPrEx>
         <w:tc>
           <w:tcPr>
             <w:tcW w:w="9360" w:type="dxa"/>
@@ -9893,12 +8584,6 @@
         </w:tc>
       </w:tr>
       <w:tr>
-        <w:tblPrEx>
-          <w:tblCellMar>
-            <w:top w:w="0" w:type="dxa"/>
-            <w:bottom w:w="0" w:type="dxa"/>
-          </w:tblCellMar>
-        </w:tblPrEx>
         <w:tc>
           <w:tcPr>
             <w:tcW w:w="9360" w:type="dxa"/>
@@ -9925,12 +8610,6 @@
         </w:tc>
       </w:tr>
       <w:tr>
-        <w:tblPrEx>
-          <w:tblCellMar>
-            <w:top w:w="0" w:type="dxa"/>
-            <w:bottom w:w="0" w:type="dxa"/>
-          </w:tblCellMar>
-        </w:tblPrEx>
         <w:tc>
           <w:tcPr>
             <w:tcW w:w="9360" w:type="dxa"/>
@@ -10116,8 +8795,8 @@
       </w:r>
     </w:p>
     <w:sectPr>
-      <w:headerReference w:type="default" r:id="rId16"/>
-      <w:footerReference w:type="default" r:id="rId17"/>
+      <w:headerReference w:type="default" r:id="rId14"/>
+      <w:footerReference w:type="default" r:id="rId15"/>
       <w:pgSz w:w="12240" w:h="15840"/>
       <w:pgMar w:top="1080" w:right="1080" w:bottom="1080" w:left="1080" w:header="708" w:footer="708" w:gutter="0"/>
       <w:cols w:space="720"/>

--- a/Day_10/Snowflake_Artifacts_Architect_Guide.docx
+++ b/Day_10/Snowflake_Artifacts_Architect_Guide.docx
@@ -1038,16 +1038,7 @@
         <w:spacing w:before="80" w:after="100"/>
       </w:pPr>
       <w:r>
-        <w:t>I</w:t>
-      </w:r>
-      <w:r>
-        <w:t>t is</w:t>
-      </w:r>
-      <w:r>
-        <w:t xml:space="preserve"> basically</w:t>
-      </w:r>
-      <w:r>
-        <w:t xml:space="preserve"> a persistent representation of a chart or table generated by Snowflake Intelligence. It preserves the underlying SQL query, visualization settings, and a data snapshot so the insight can be revisited, refreshed with live data, and shared with colleagues — all without regenerating the analysis from scratch.</w:t>
+        <w:t>It is basically a persistent representation of a chart or table generated by Snowflake Intelligence. It preserves the underlying SQL query, visualization settings, and a data snapshot so the insight can be revisited, refreshed with live data, and shared with colleagues — all without regenerating the analysis from scratch.</w:t>
       </w:r>
     </w:p>
     <w:p>
@@ -1510,7 +1501,13 @@
         <w:spacing w:before="60" w:after="60"/>
       </w:pPr>
       <w:r>
-        <w:t>Ask a question in Snowflake Intelligence (e.g., "Which clients are most profitable?").</w:t>
+        <w:t>Ask a question in Snowflake Intelligence (e.g., "</w:t>
+      </w:r>
+      <w:r>
+        <w:t>Show me monthly revenue trend for 2024 as a line chart</w:t>
+      </w:r>
+      <w:r>
+        <w:t>").</w:t>
       </w:r>
     </w:p>
     <w:p>
@@ -1538,10 +1535,10 @@
         </w:rPr>
         <w:lastRenderedPageBreak/>
         <w:drawing>
-          <wp:inline distT="0" distB="0" distL="0" distR="0" wp14:anchorId="2482A8A0" wp14:editId="12772FBB">
-            <wp:extent cx="6042660" cy="6195060"/>
+          <wp:inline distT="0" distB="0" distL="0" distR="0" wp14:anchorId="7493B7DD" wp14:editId="7B01C4A1">
+            <wp:extent cx="6217004" cy="3200400"/>
             <wp:effectExtent l="0" t="0" r="0" b="0"/>
-            <wp:docPr id="1153732009" name="Picture 2"/>
+            <wp:docPr id="1653898460" name="Picture 3"/>
             <wp:cNvGraphicFramePr>
               <a:graphicFrameLocks xmlns:a="http://schemas.openxmlformats.org/drawingml/2006/main" noChangeAspect="1"/>
             </wp:cNvGraphicFramePr>
@@ -1549,11 +1546,11 @@
               <a:graphicData uri="http://schemas.openxmlformats.org/drawingml/2006/picture">
                 <pic:pic xmlns:pic="http://schemas.openxmlformats.org/drawingml/2006/picture">
                   <pic:nvPicPr>
-                    <pic:cNvPr id="1153732009" name="Picture 1153732009"/>
+                    <pic:cNvPr id="1653898460" name="Picture 1653898460"/>
                     <pic:cNvPicPr/>
                   </pic:nvPicPr>
                   <pic:blipFill>
-                    <a:blip r:embed="rId8">
+                    <a:blip r:embed="rId8" cstate="print">
                       <a:extLst>
                         <a:ext uri="{28A0092B-C50C-407E-A947-70E740481C1C}">
                           <a14:useLocalDpi xmlns:a14="http://schemas.microsoft.com/office/drawing/2010/main" val="0"/>
@@ -1567,7 +1564,7 @@
                   <pic:spPr>
                     <a:xfrm>
                       <a:off x="0" y="0"/>
-                      <a:ext cx="6081608" cy="6234990"/>
+                      <a:ext cx="6224844" cy="3204436"/>
                     </a:xfrm>
                     <a:prstGeom prst="rect">
                       <a:avLst/>
@@ -1597,15 +1594,17 @@
         <w:spacing w:before="60" w:after="60"/>
       </w:pPr>
       <w:r>
-        <w:t>Click the Save icon on the top-right of the chart or table tile.</w:t>
-      </w:r>
-    </w:p>
-    <w:p>
-      <w:pPr>
-        <w:pStyle w:val="ListParagraph"/>
-        <w:spacing w:before="60" w:after="60"/>
-        <w:ind w:left="720"/>
-      </w:pPr>
+        <w:t>Click the S</w:t>
+      </w:r>
+      <w:r>
+        <w:t>hare</w:t>
+      </w:r>
+      <w:r>
+        <w:t xml:space="preserve"> icon on the top-right of the chart or table tile</w:t>
+      </w:r>
+      <w:r>
+        <w:t xml:space="preserve"> and click share.</w:t>
+      </w:r>
     </w:p>
     <w:p>
       <w:pPr>
@@ -1617,12 +1616,11 @@
         <w:rPr>
           <w:noProof/>
         </w:rPr>
-        <w:lastRenderedPageBreak/>
         <w:drawing>
-          <wp:inline distT="0" distB="0" distL="0" distR="0" wp14:anchorId="25C989B4" wp14:editId="2A1D338F">
-            <wp:extent cx="4509135" cy="4137660"/>
-            <wp:effectExtent l="0" t="0" r="5715" b="0"/>
-            <wp:docPr id="901523432" name="Picture 5"/>
+          <wp:inline distT="0" distB="0" distL="0" distR="0" wp14:anchorId="4936EBBC" wp14:editId="091617BB">
+            <wp:extent cx="4951170" cy="2270760"/>
+            <wp:effectExtent l="0" t="0" r="1905" b="0"/>
+            <wp:docPr id="1053753618" name="Picture 4"/>
             <wp:cNvGraphicFramePr>
               <a:graphicFrameLocks xmlns:a="http://schemas.openxmlformats.org/drawingml/2006/main" noChangeAspect="1"/>
             </wp:cNvGraphicFramePr>
@@ -1630,11 +1628,11 @@
               <a:graphicData uri="http://schemas.openxmlformats.org/drawingml/2006/picture">
                 <pic:pic xmlns:pic="http://schemas.openxmlformats.org/drawingml/2006/picture">
                   <pic:nvPicPr>
-                    <pic:cNvPr id="901523432" name="Picture 901523432"/>
+                    <pic:cNvPr id="1053753618" name="Picture 1053753618"/>
                     <pic:cNvPicPr/>
                   </pic:nvPicPr>
                   <pic:blipFill>
-                    <a:blip r:embed="rId9">
+                    <a:blip r:embed="rId9" cstate="print">
                       <a:extLst>
                         <a:ext uri="{28A0092B-C50C-407E-A947-70E740481C1C}">
                           <a14:useLocalDpi xmlns:a14="http://schemas.microsoft.com/office/drawing/2010/main" val="0"/>
@@ -1648,7 +1646,7 @@
                   <pic:spPr>
                     <a:xfrm>
                       <a:off x="0" y="0"/>
-                      <a:ext cx="4514766" cy="4142827"/>
+                      <a:ext cx="4955167" cy="2272593"/>
                     </a:xfrm>
                     <a:prstGeom prst="rect">
                       <a:avLst/>
@@ -1681,72 +1679,23 @@
         <w:t>The artifact is saved to your Artifacts Hub under the Saved tab.</w:t>
       </w:r>
     </w:p>
-    <w:p>
-      <w:pPr>
-        <w:pStyle w:val="ListParagraph"/>
-        <w:spacing w:before="60" w:after="60"/>
-        <w:ind w:left="720"/>
-      </w:pPr>
+    <w:p/>
+    <w:p>
+      <w:pPr>
+        <w:tabs>
+          <w:tab w:val="left" w:pos="960"/>
+        </w:tabs>
+      </w:pPr>
+      <w:r>
+        <w:lastRenderedPageBreak/>
+        <w:tab/>
+      </w:r>
       <w:r>
         <w:rPr>
           <w:noProof/>
         </w:rPr>
         <w:drawing>
-          <wp:inline distT="0" distB="0" distL="0" distR="0" wp14:anchorId="76E77225" wp14:editId="30797230">
-            <wp:extent cx="5653675" cy="3108960"/>
-            <wp:effectExtent l="0" t="0" r="4445" b="0"/>
-            <wp:docPr id="2058134255" name="Picture 3"/>
-            <wp:cNvGraphicFramePr>
-              <a:graphicFrameLocks xmlns:a="http://schemas.openxmlformats.org/drawingml/2006/main" noChangeAspect="1"/>
-            </wp:cNvGraphicFramePr>
-            <a:graphic xmlns:a="http://schemas.openxmlformats.org/drawingml/2006/main">
-              <a:graphicData uri="http://schemas.openxmlformats.org/drawingml/2006/picture">
-                <pic:pic xmlns:pic="http://schemas.openxmlformats.org/drawingml/2006/picture">
-                  <pic:nvPicPr>
-                    <pic:cNvPr id="2058134255" name="Picture 2058134255"/>
-                    <pic:cNvPicPr/>
-                  </pic:nvPicPr>
-                  <pic:blipFill>
-                    <a:blip r:embed="rId10">
-                      <a:extLst>
-                        <a:ext uri="{28A0092B-C50C-407E-A947-70E740481C1C}">
-                          <a14:useLocalDpi xmlns:a14="http://schemas.microsoft.com/office/drawing/2010/main" val="0"/>
-                        </a:ext>
-                      </a:extLst>
-                    </a:blip>
-                    <a:stretch>
-                      <a:fillRect/>
-                    </a:stretch>
-                  </pic:blipFill>
-                  <pic:spPr>
-                    <a:xfrm>
-                      <a:off x="0" y="0"/>
-                      <a:ext cx="5679653" cy="3123245"/>
-                    </a:xfrm>
-                    <a:prstGeom prst="rect">
-                      <a:avLst/>
-                    </a:prstGeom>
-                  </pic:spPr>
-                </pic:pic>
-              </a:graphicData>
-            </a:graphic>
-          </wp:inline>
-        </w:drawing>
-      </w:r>
-    </w:p>
-    <w:p>
-      <w:pPr>
-        <w:pStyle w:val="ListParagraph"/>
-        <w:spacing w:before="60" w:after="60"/>
-        <w:ind w:left="720"/>
-      </w:pPr>
-      <w:r>
-        <w:rPr>
-          <w:noProof/>
-        </w:rPr>
-        <w:lastRenderedPageBreak/>
-        <w:drawing>
-          <wp:inline distT="0" distB="0" distL="0" distR="0" wp14:anchorId="4FB42ECB" wp14:editId="312A35EA">
+          <wp:inline distT="0" distB="0" distL="0" distR="0" wp14:anchorId="7FC9779A" wp14:editId="6EFE3AD7">
             <wp:extent cx="3992880" cy="3683113"/>
             <wp:effectExtent l="0" t="0" r="7620" b="0"/>
             <wp:docPr id="1758247373" name="Picture 4"/>
@@ -1761,7 +1710,7 @@
                     <pic:cNvPicPr/>
                   </pic:nvPicPr>
                   <pic:blipFill>
-                    <a:blip r:embed="rId11">
+                    <a:blip r:embed="rId10">
                       <a:extLst>
                         <a:ext uri="{28A0092B-C50C-407E-A947-70E740481C1C}">
                           <a14:useLocalDpi xmlns:a14="http://schemas.microsoft.com/office/drawing/2010/main" val="0"/>
@@ -1794,35 +1743,15 @@
         <w:spacing w:before="60" w:after="60"/>
         <w:ind w:left="720"/>
       </w:pPr>
-    </w:p>
-    <w:p>
-      <w:pPr>
-        <w:pStyle w:val="ListParagraph"/>
-        <w:numPr>
-          <w:ilvl w:val="0"/>
-          <w:numId w:val="3"/>
-        </w:numPr>
-        <w:spacing w:before="60" w:after="60"/>
-      </w:pPr>
-      <w:r>
-        <w:t>The artifact preserves: SQL query, visualization spec, data snapshot, and original conversation context.</w:t>
-      </w:r>
-    </w:p>
-    <w:p>
-      <w:pPr>
-        <w:pStyle w:val="ListParagraph"/>
-        <w:spacing w:before="60" w:after="60"/>
-        <w:ind w:left="720"/>
-      </w:pPr>
       <w:r>
         <w:rPr>
           <w:noProof/>
         </w:rPr>
         <w:drawing>
-          <wp:inline distT="0" distB="0" distL="0" distR="0" wp14:anchorId="1E4E977F" wp14:editId="2FE72BAC">
-            <wp:extent cx="4587240" cy="4006099"/>
-            <wp:effectExtent l="0" t="0" r="3810" b="0"/>
-            <wp:docPr id="217888831" name="Picture 6"/>
+          <wp:inline distT="0" distB="0" distL="0" distR="0" wp14:anchorId="72AC187B" wp14:editId="47837331">
+            <wp:extent cx="6400800" cy="3209290"/>
+            <wp:effectExtent l="0" t="0" r="0" b="0"/>
+            <wp:docPr id="1375864174" name="Picture 1"/>
             <wp:cNvGraphicFramePr>
               <a:graphicFrameLocks xmlns:a="http://schemas.openxmlformats.org/drawingml/2006/main" noChangeAspect="1"/>
             </wp:cNvGraphicFramePr>
@@ -1830,11 +1759,11 @@
               <a:graphicData uri="http://schemas.openxmlformats.org/drawingml/2006/picture">
                 <pic:pic xmlns:pic="http://schemas.openxmlformats.org/drawingml/2006/picture">
                   <pic:nvPicPr>
-                    <pic:cNvPr id="217888831" name="Picture 217888831"/>
+                    <pic:cNvPr id="1375864174" name="Picture 1375864174"/>
                     <pic:cNvPicPr/>
                   </pic:nvPicPr>
                   <pic:blipFill>
-                    <a:blip r:embed="rId12">
+                    <a:blip r:embed="rId11">
                       <a:extLst>
                         <a:ext uri="{28A0092B-C50C-407E-A947-70E740481C1C}">
                           <a14:useLocalDpi xmlns:a14="http://schemas.microsoft.com/office/drawing/2010/main" val="0"/>
@@ -1848,7 +1777,7 @@
                   <pic:spPr>
                     <a:xfrm>
                       <a:off x="0" y="0"/>
-                      <a:ext cx="4593928" cy="4011940"/>
+                      <a:ext cx="6400800" cy="3209290"/>
                     </a:xfrm>
                     <a:prstGeom prst="rect">
                       <a:avLst/>
@@ -1863,6 +1792,80 @@
     </w:p>
     <w:p>
       <w:pPr>
+        <w:pStyle w:val="ListParagraph"/>
+        <w:spacing w:before="60" w:after="60"/>
+        <w:ind w:left="720"/>
+      </w:pPr>
+    </w:p>
+    <w:p>
+      <w:pPr>
+        <w:pStyle w:val="ListParagraph"/>
+        <w:numPr>
+          <w:ilvl w:val="0"/>
+          <w:numId w:val="3"/>
+        </w:numPr>
+        <w:spacing w:before="60" w:after="60"/>
+      </w:pPr>
+      <w:r>
+        <w:t>The artifact preserves: SQL query, visualization spec, data snapshot, and original conversation context.</w:t>
+      </w:r>
+    </w:p>
+    <w:p>
+      <w:pPr>
+        <w:pStyle w:val="ListParagraph"/>
+        <w:spacing w:before="60" w:after="60"/>
+        <w:ind w:left="720"/>
+      </w:pPr>
+      <w:r>
+        <w:rPr>
+          <w:noProof/>
+        </w:rPr>
+        <w:lastRenderedPageBreak/>
+        <w:drawing>
+          <wp:inline distT="0" distB="0" distL="0" distR="0" wp14:anchorId="644AE8BA" wp14:editId="18E70920">
+            <wp:extent cx="5880679" cy="2484120"/>
+            <wp:effectExtent l="0" t="0" r="6350" b="0"/>
+            <wp:docPr id="2092789599" name="Picture 2"/>
+            <wp:cNvGraphicFramePr>
+              <a:graphicFrameLocks xmlns:a="http://schemas.openxmlformats.org/drawingml/2006/main" noChangeAspect="1"/>
+            </wp:cNvGraphicFramePr>
+            <a:graphic xmlns:a="http://schemas.openxmlformats.org/drawingml/2006/main">
+              <a:graphicData uri="http://schemas.openxmlformats.org/drawingml/2006/picture">
+                <pic:pic xmlns:pic="http://schemas.openxmlformats.org/drawingml/2006/picture">
+                  <pic:nvPicPr>
+                    <pic:cNvPr id="2092789599" name="Picture 2092789599"/>
+                    <pic:cNvPicPr/>
+                  </pic:nvPicPr>
+                  <pic:blipFill>
+                    <a:blip r:embed="rId12" cstate="print">
+                      <a:extLst>
+                        <a:ext uri="{28A0092B-C50C-407E-A947-70E740481C1C}">
+                          <a14:useLocalDpi xmlns:a14="http://schemas.microsoft.com/office/drawing/2010/main" val="0"/>
+                        </a:ext>
+                      </a:extLst>
+                    </a:blip>
+                    <a:stretch>
+                      <a:fillRect/>
+                    </a:stretch>
+                  </pic:blipFill>
+                  <pic:spPr>
+                    <a:xfrm>
+                      <a:off x="0" y="0"/>
+                      <a:ext cx="5887954" cy="2487193"/>
+                    </a:xfrm>
+                    <a:prstGeom prst="rect">
+                      <a:avLst/>
+                    </a:prstGeom>
+                  </pic:spPr>
+                </pic:pic>
+              </a:graphicData>
+            </a:graphic>
+          </wp:inline>
+        </w:drawing>
+      </w:r>
+    </w:p>
+    <w:p>
+      <w:pPr>
         <w:spacing w:before="40" w:after="40"/>
       </w:pPr>
       <w:r>
@@ -1874,7 +1877,6 @@
         <w:pStyle w:val="Heading2"/>
       </w:pPr>
       <w:r>
-        <w:lastRenderedPageBreak/>
         <w:t>2.5 Managing Artifacts — The Artifacts Hub</w:t>
       </w:r>
     </w:p>
@@ -2280,6 +2282,7 @@
           </w:tcPr>
           <w:p>
             <w:r>
+              <w:lastRenderedPageBreak/>
               <w:t>The original creator can unshare an artifact at any time.</w:t>
             </w:r>
           </w:p>
